--- a/IT_Technical_Support/Mobile_Device_Security.docx
+++ b/IT_Technical_Support/Mobile_Device_Security.docx
@@ -1,12 +1,12 @@
 
 <file path=word/document.xml><?xml version="1.0" encoding="utf-8"?>
-<w:document xmlns:wpc="http://schemas.microsoft.com/office/word/2010/wordprocessingCanvas" xmlns:cx="http://schemas.microsoft.com/office/drawing/2014/chartex" xmlns:cx1="http://schemas.microsoft.com/office/drawing/2015/9/8/chartex" xmlns:cx2="http://schemas.microsoft.com/office/drawing/2015/10/21/chartex" xmlns:cx3="http://schemas.microsoft.com/office/drawing/2016/5/9/chartex" xmlns:cx4="http://schemas.microsoft.com/office/drawing/2016/5/10/chartex" xmlns:cx5="http://schemas.microsoft.com/office/drawing/2016/5/11/chartex" xmlns:cx6="http://schemas.microsoft.com/office/drawing/2016/5/12/chartex" xmlns:cx7="http://schemas.microsoft.com/office/drawing/2016/5/13/chartex" xmlns:cx8="http://schemas.microsoft.com/office/drawing/2016/5/14/chartex" xmlns:mc="http://schemas.openxmlformats.org/markup-compatibility/2006" xmlns:aink="http://schemas.microsoft.com/office/drawing/2016/ink" xmlns:am3d="http://schemas.microsoft.com/office/drawing/2017/model3d" xmlns:o="urn:schemas-microsoft-com:office:office" xmlns:oel="http://schemas.microsoft.com/office/2019/extlst" xmlns:r="http://schemas.openxmlformats.org/officeDocument/2006/relationships" xmlns:m="http://schemas.openxmlformats.org/officeDocument/2006/math" xmlns:v="urn:schemas-microsoft-com:vml" xmlns:wp14="http://schemas.microsoft.com/office/word/2010/wordprocessingDrawing" xmlns:wp="http://schemas.openxmlformats.org/drawingml/2006/wordprocessingDrawing" xmlns:w10="urn:schemas-microsoft-com:office:word" xmlns:w="http://schemas.openxmlformats.org/wordprocessingml/2006/main" xmlns:w14="http://schemas.microsoft.com/office/word/2010/wordml" xmlns:w15="http://schemas.microsoft.com/office/word/2012/wordml" xmlns:w16cex="http://schemas.microsoft.com/office/word/2018/wordml/cex" xmlns:w16cid="http://schemas.microsoft.com/office/word/2016/wordml/cid" xmlns:w16="http://schemas.microsoft.com/office/word/2018/wordml" xmlns:w16du="http://schemas.microsoft.com/office/word/2023/wordml/word16du" xmlns:w16sdtdh="http://schemas.microsoft.com/office/word/2020/wordml/sdtdatahash" xmlns:w16se="http://schemas.microsoft.com/office/word/2015/wordml/symex" xmlns:wpg="http://schemas.microsoft.com/office/word/2010/wordprocessingGroup" xmlns:wpi="http://schemas.microsoft.com/office/word/2010/wordprocessingInk" xmlns:wne="http://schemas.microsoft.com/office/word/2006/wordml" xmlns:wps="http://schemas.microsoft.com/office/word/2010/wordprocessingShape" mc:Ignorable="w14 w15 w16se w16cid w16 w16cex w16sdtdh w16du wp14">
+<w:document xmlns:wpc="http://schemas.microsoft.com/office/word/2010/wordprocessingCanvas" xmlns:cx="http://schemas.microsoft.com/office/drawing/2014/chartex" xmlns:cx1="http://schemas.microsoft.com/office/drawing/2015/9/8/chartex" xmlns:cx2="http://schemas.microsoft.com/office/drawing/2015/10/21/chartex" xmlns:cx3="http://schemas.microsoft.com/office/drawing/2016/5/9/chartex" xmlns:cx4="http://schemas.microsoft.com/office/drawing/2016/5/10/chartex" xmlns:cx5="http://schemas.microsoft.com/office/drawing/2016/5/11/chartex" xmlns:cx6="http://schemas.microsoft.com/office/drawing/2016/5/12/chartex" xmlns:cx7="http://schemas.microsoft.com/office/drawing/2016/5/13/chartex" xmlns:cx8="http://schemas.microsoft.com/office/drawing/2016/5/14/chartex" xmlns:mc="http://schemas.openxmlformats.org/markup-compatibility/2006" xmlns:aink="http://schemas.microsoft.com/office/drawing/2016/ink" xmlns:am3d="http://schemas.microsoft.com/office/drawing/2017/model3d" xmlns:o="urn:schemas-microsoft-com:office:office" xmlns:oel="http://schemas.microsoft.com/office/2019/extlst" xmlns:r="http://schemas.openxmlformats.org/officeDocument/2006/relationships" xmlns:m="http://schemas.openxmlformats.org/officeDocument/2006/math" xmlns:v="urn:schemas-microsoft-com:vml" xmlns:wp14="http://schemas.microsoft.com/office/word/2010/wordprocessingDrawing" xmlns:wp="http://schemas.openxmlformats.org/drawingml/2006/wordprocessingDrawing" xmlns:w10="urn:schemas-microsoft-com:office:word" xmlns:w="http://schemas.openxmlformats.org/wordprocessingml/2006/main" xmlns:w14="http://schemas.microsoft.com/office/word/2010/wordml" xmlns:w15="http://schemas.microsoft.com/office/word/2012/wordml" xmlns:w16cex="http://schemas.microsoft.com/office/word/2018/wordml/cex" xmlns:w16cid="http://schemas.microsoft.com/office/word/2016/wordml/cid" xmlns:w16="http://schemas.microsoft.com/office/word/2018/wordml" xmlns:w16du="http://schemas.microsoft.com/office/word/2023/wordml/word16du" xmlns:w16sdtdh="http://schemas.microsoft.com/office/word/2020/wordml/sdtdatahash" xmlns:w16sdtfl="http://schemas.microsoft.com/office/word/2024/wordml/sdtformatlock" xmlns:w16se="http://schemas.microsoft.com/office/word/2015/wordml/symex" xmlns:wpg="http://schemas.microsoft.com/office/word/2010/wordprocessingGroup" xmlns:wpi="http://schemas.microsoft.com/office/word/2010/wordprocessingInk" xmlns:wne="http://schemas.microsoft.com/office/word/2006/wordml" xmlns:wps="http://schemas.microsoft.com/office/word/2010/wordprocessingShape" mc:Ignorable="w14 w15 w16se w16cid w16 w16cex w16sdtdh w16sdtfl w16du wp14">
   <w:body>
     <w:p>
       <w:pPr>
         <w:pStyle w:val="Heading1"/>
       </w:pPr>
-      <w:bookmarkStart w:id="0" w:name="_Toc182127655"/>
+      <w:bookmarkStart w:id="0" w:name="_Toc214610534"/>
       <w:r>
         <w:t>Mobile Device Security</w:t>
       </w:r>
@@ -14,6 +14,12 @@
     </w:p>
     <w:sdt>
       <w:sdtPr>
+        <w:rPr>
+          <w:rFonts w:ascii="Verdana" w:eastAsia="Times New Roman" w:hAnsi="Verdana" w:cs="Times New Roman"/>
+          <w:b w:val="0"/>
+          <w:sz w:val="20"/>
+          <w:szCs w:val="24"/>
+        </w:rPr>
         <w:id w:val="1047415343"/>
         <w:docPartObj>
           <w:docPartGallery w:val="Table of Contents"/>
@@ -22,11 +28,8 @@
       </w:sdtPr>
       <w:sdtEndPr>
         <w:rPr>
-          <w:rFonts w:ascii="Verdana" w:eastAsia="Times New Roman" w:hAnsi="Verdana" w:cs="Times New Roman"/>
           <w:bCs/>
           <w:noProof/>
-          <w:sz w:val="20"/>
-          <w:szCs w:val="24"/>
         </w:rPr>
       </w:sdtEndPr>
       <w:sdtContent>
@@ -61,7 +64,7 @@
           <w:r>
             <w:fldChar w:fldCharType="separate"/>
           </w:r>
-          <w:hyperlink w:anchor="_Toc182127655" w:history="1">
+          <w:hyperlink w:anchor="_Toc214610534" w:history="1">
             <w:r>
               <w:rPr>
                 <w:rStyle w:val="Hyperlink"/>
@@ -88,7 +91,7 @@
                 <w:noProof/>
                 <w:webHidden/>
               </w:rPr>
-              <w:instrText xml:space="preserve"> PAGEREF _Toc182127655 \h </w:instrText>
+              <w:instrText xml:space="preserve"> PAGEREF _Toc214610534 \h </w:instrText>
             </w:r>
             <w:r>
               <w:rPr>
@@ -133,7 +136,7 @@
               <w14:ligatures w14:val="standardContextual"/>
             </w:rPr>
           </w:pPr>
-          <w:hyperlink w:anchor="_Toc182127656" w:history="1">
+          <w:hyperlink w:anchor="_Toc214610535" w:history="1">
             <w:r>
               <w:rPr>
                 <w:rStyle w:val="Hyperlink"/>
@@ -160,7 +163,7 @@
                 <w:noProof/>
                 <w:webHidden/>
               </w:rPr>
-              <w:instrText xml:space="preserve"> PAGEREF _Toc182127656 \h </w:instrText>
+              <w:instrText xml:space="preserve"> PAGEREF _Toc214610535 \h </w:instrText>
             </w:r>
             <w:r>
               <w:rPr>
@@ -205,7 +208,7 @@
               <w14:ligatures w14:val="standardContextual"/>
             </w:rPr>
           </w:pPr>
-          <w:hyperlink w:anchor="_Toc182127657" w:history="1">
+          <w:hyperlink w:anchor="_Toc214610536" w:history="1">
             <w:r>
               <w:rPr>
                 <w:rStyle w:val="Hyperlink"/>
@@ -232,7 +235,7 @@
                 <w:noProof/>
                 <w:webHidden/>
               </w:rPr>
-              <w:instrText xml:space="preserve"> PAGEREF _Toc182127657 \h </w:instrText>
+              <w:instrText xml:space="preserve"> PAGEREF _Toc214610536 \h </w:instrText>
             </w:r>
             <w:r>
               <w:rPr>
@@ -277,7 +280,7 @@
               <w14:ligatures w14:val="standardContextual"/>
             </w:rPr>
           </w:pPr>
-          <w:hyperlink w:anchor="_Toc182127658" w:history="1">
+          <w:hyperlink w:anchor="_Toc214610537" w:history="1">
             <w:r>
               <w:rPr>
                 <w:rStyle w:val="Hyperlink"/>
@@ -304,7 +307,7 @@
                 <w:noProof/>
                 <w:webHidden/>
               </w:rPr>
-              <w:instrText xml:space="preserve"> PAGEREF _Toc182127658 \h </w:instrText>
+              <w:instrText xml:space="preserve"> PAGEREF _Toc214610537 \h </w:instrText>
             </w:r>
             <w:r>
               <w:rPr>
@@ -349,7 +352,7 @@
               <w14:ligatures w14:val="standardContextual"/>
             </w:rPr>
           </w:pPr>
-          <w:hyperlink w:anchor="_Toc182127659" w:history="1">
+          <w:hyperlink w:anchor="_Toc214610538" w:history="1">
             <w:r>
               <w:rPr>
                 <w:rStyle w:val="Hyperlink"/>
@@ -376,7 +379,7 @@
                 <w:noProof/>
                 <w:webHidden/>
               </w:rPr>
-              <w:instrText xml:space="preserve"> PAGEREF _Toc182127659 \h </w:instrText>
+              <w:instrText xml:space="preserve"> PAGEREF _Toc214610538 \h </w:instrText>
             </w:r>
             <w:r>
               <w:rPr>
@@ -421,7 +424,7 @@
               <w14:ligatures w14:val="standardContextual"/>
             </w:rPr>
           </w:pPr>
-          <w:hyperlink w:anchor="_Toc182127660" w:history="1">
+          <w:hyperlink w:anchor="_Toc214610539" w:history="1">
             <w:r>
               <w:rPr>
                 <w:rStyle w:val="Hyperlink"/>
@@ -448,7 +451,7 @@
                 <w:noProof/>
                 <w:webHidden/>
               </w:rPr>
-              <w:instrText xml:space="preserve"> PAGEREF _Toc182127660 \h </w:instrText>
+              <w:instrText xml:space="preserve"> PAGEREF _Toc214610539 \h </w:instrText>
             </w:r>
             <w:r>
               <w:rPr>
@@ -493,7 +496,7 @@
               <w14:ligatures w14:val="standardContextual"/>
             </w:rPr>
           </w:pPr>
-          <w:hyperlink w:anchor="_Toc182127661" w:history="1">
+          <w:hyperlink w:anchor="_Toc214610540" w:history="1">
             <w:r>
               <w:rPr>
                 <w:rStyle w:val="Hyperlink"/>
@@ -520,7 +523,7 @@
                 <w:noProof/>
                 <w:webHidden/>
               </w:rPr>
-              <w:instrText xml:space="preserve"> PAGEREF _Toc182127661 \h </w:instrText>
+              <w:instrText xml:space="preserve"> PAGEREF _Toc214610540 \h </w:instrText>
             </w:r>
             <w:r>
               <w:rPr>
@@ -565,7 +568,7 @@
               <w14:ligatures w14:val="standardContextual"/>
             </w:rPr>
           </w:pPr>
-          <w:hyperlink w:anchor="_Toc182127662" w:history="1">
+          <w:hyperlink w:anchor="_Toc214610541" w:history="1">
             <w:r>
               <w:rPr>
                 <w:rStyle w:val="Hyperlink"/>
@@ -592,7 +595,7 @@
                 <w:noProof/>
                 <w:webHidden/>
               </w:rPr>
-              <w:instrText xml:space="preserve"> PAGEREF _Toc182127662 \h </w:instrText>
+              <w:instrText xml:space="preserve"> PAGEREF _Toc214610541 \h </w:instrText>
             </w:r>
             <w:r>
               <w:rPr>
@@ -637,7 +640,7 @@
               <w14:ligatures w14:val="standardContextual"/>
             </w:rPr>
           </w:pPr>
-          <w:hyperlink w:anchor="_Toc182127663" w:history="1">
+          <w:hyperlink w:anchor="_Toc214610542" w:history="1">
             <w:r>
               <w:rPr>
                 <w:rStyle w:val="Hyperlink"/>
@@ -664,7 +667,7 @@
                 <w:noProof/>
                 <w:webHidden/>
               </w:rPr>
-              <w:instrText xml:space="preserve"> PAGEREF _Toc182127663 \h </w:instrText>
+              <w:instrText xml:space="preserve"> PAGEREF _Toc214610542 \h </w:instrText>
             </w:r>
             <w:r>
               <w:rPr>
@@ -709,7 +712,7 @@
               <w14:ligatures w14:val="standardContextual"/>
             </w:rPr>
           </w:pPr>
-          <w:hyperlink w:anchor="_Toc182127664" w:history="1">
+          <w:hyperlink w:anchor="_Toc214610543" w:history="1">
             <w:r>
               <w:rPr>
                 <w:rStyle w:val="Hyperlink"/>
@@ -736,7 +739,7 @@
                 <w:noProof/>
                 <w:webHidden/>
               </w:rPr>
-              <w:instrText xml:space="preserve"> PAGEREF _Toc182127664 \h </w:instrText>
+              <w:instrText xml:space="preserve"> PAGEREF _Toc214610543 \h </w:instrText>
             </w:r>
             <w:r>
               <w:rPr>
@@ -781,7 +784,7 @@
               <w14:ligatures w14:val="standardContextual"/>
             </w:rPr>
           </w:pPr>
-          <w:hyperlink w:anchor="_Toc182127665" w:history="1">
+          <w:hyperlink w:anchor="_Toc214610544" w:history="1">
             <w:r>
               <w:rPr>
                 <w:rStyle w:val="Hyperlink"/>
@@ -808,7 +811,7 @@
                 <w:noProof/>
                 <w:webHidden/>
               </w:rPr>
-              <w:instrText xml:space="preserve"> PAGEREF _Toc182127665 \h </w:instrText>
+              <w:instrText xml:space="preserve"> PAGEREF _Toc214610544 \h </w:instrText>
             </w:r>
             <w:r>
               <w:rPr>
@@ -853,7 +856,7 @@
               <w14:ligatures w14:val="standardContextual"/>
             </w:rPr>
           </w:pPr>
-          <w:hyperlink w:anchor="_Toc182127666" w:history="1">
+          <w:hyperlink w:anchor="_Toc214610545" w:history="1">
             <w:r>
               <w:rPr>
                 <w:rStyle w:val="Hyperlink"/>
@@ -880,7 +883,7 @@
                 <w:noProof/>
                 <w:webHidden/>
               </w:rPr>
-              <w:instrText xml:space="preserve"> PAGEREF _Toc182127666 \h </w:instrText>
+              <w:instrText xml:space="preserve"> PAGEREF _Toc214610545 \h </w:instrText>
             </w:r>
             <w:r>
               <w:rPr>
@@ -925,7 +928,7 @@
               <w14:ligatures w14:val="standardContextual"/>
             </w:rPr>
           </w:pPr>
-          <w:hyperlink w:anchor="_Toc182127667" w:history="1">
+          <w:hyperlink w:anchor="_Toc214610546" w:history="1">
             <w:r>
               <w:rPr>
                 <w:rStyle w:val="Hyperlink"/>
@@ -952,7 +955,7 @@
                 <w:noProof/>
                 <w:webHidden/>
               </w:rPr>
-              <w:instrText xml:space="preserve"> PAGEREF _Toc182127667 \h </w:instrText>
+              <w:instrText xml:space="preserve"> PAGEREF _Toc214610546 \h </w:instrText>
             </w:r>
             <w:r>
               <w:rPr>
@@ -997,7 +1000,13 @@
     </w:sdt>
     <w:p>
       <w:r>
-        <w:t>Time required: 60 minutes</w:t>
+        <w:t xml:space="preserve">Time required: </w:t>
+      </w:r>
+      <w:r>
+        <w:t>9</w:t>
+      </w:r>
+      <w:r>
+        <w:t>0 minutes</w:t>
       </w:r>
     </w:p>
     <w:p>
@@ -1009,7 +1018,7 @@
       <w:pPr>
         <w:pStyle w:val="Heading1"/>
       </w:pPr>
-      <w:bookmarkStart w:id="1" w:name="_Toc182127656"/>
+      <w:bookmarkStart w:id="1" w:name="_Toc214610535"/>
       <w:r>
         <w:t>Understanding App Permissions</w:t>
       </w:r>
@@ -1025,7 +1034,7 @@
         <w:pStyle w:val="ListParagraph"/>
         <w:numPr>
           <w:ilvl w:val="0"/>
-          <w:numId w:val="7"/>
+          <w:numId w:val="6"/>
         </w:numPr>
       </w:pPr>
       <w:r>
@@ -1066,6 +1075,11 @@
         </w:placeholder>
         <w:showingPlcHdr/>
       </w:sdtPr>
+      <w:sdtEndPr>
+        <w:rPr>
+          <w:rStyle w:val="Red"/>
+        </w:rPr>
+      </w:sdtEndPr>
       <w:sdtContent>
         <w:p>
           <w:pPr>
@@ -1088,7 +1102,7 @@
         <w:pStyle w:val="ListParagraph"/>
         <w:numPr>
           <w:ilvl w:val="0"/>
-          <w:numId w:val="7"/>
+          <w:numId w:val="6"/>
         </w:numPr>
       </w:pPr>
       <w:r>
@@ -1115,7 +1129,7 @@
         <w:pStyle w:val="ListParagraph"/>
         <w:numPr>
           <w:ilvl w:val="0"/>
-          <w:numId w:val="7"/>
+          <w:numId w:val="6"/>
         </w:numPr>
       </w:pPr>
       <w:r>
@@ -1145,7 +1159,7 @@
       <w:pPr>
         <w:pStyle w:val="Heading1"/>
       </w:pPr>
-      <w:bookmarkStart w:id="2" w:name="_Toc182127657"/>
+      <w:bookmarkStart w:id="2" w:name="_Toc214610536"/>
       <w:r>
         <w:t>Location Tracking and Geofencing</w:t>
       </w:r>
@@ -1161,7 +1175,7 @@
         <w:pStyle w:val="ListParagraph"/>
         <w:numPr>
           <w:ilvl w:val="0"/>
-          <w:numId w:val="6"/>
+          <w:numId w:val="5"/>
         </w:numPr>
       </w:pPr>
       <w:r>
@@ -1180,7 +1194,7 @@
         <w:pStyle w:val="ListParagraph"/>
         <w:numPr>
           <w:ilvl w:val="0"/>
-          <w:numId w:val="6"/>
+          <w:numId w:val="5"/>
         </w:numPr>
       </w:pPr>
       <w:r>
@@ -1199,7 +1213,7 @@
         <w:pStyle w:val="ListParagraph"/>
         <w:numPr>
           <w:ilvl w:val="0"/>
-          <w:numId w:val="6"/>
+          <w:numId w:val="5"/>
         </w:numPr>
       </w:pPr>
       <w:r>
@@ -1229,7 +1243,7 @@
       <w:pPr>
         <w:pStyle w:val="Heading1"/>
       </w:pPr>
-      <w:bookmarkStart w:id="3" w:name="_Toc182127658"/>
+      <w:bookmarkStart w:id="3" w:name="_Toc214610537"/>
       <w:r>
         <w:t>Handling Failed Login Attempts</w:t>
       </w:r>
@@ -1245,7 +1259,7 @@
         <w:pStyle w:val="ListParagraph"/>
         <w:numPr>
           <w:ilvl w:val="0"/>
-          <w:numId w:val="5"/>
+          <w:numId w:val="4"/>
         </w:numPr>
       </w:pPr>
       <w:r>
@@ -1264,7 +1278,7 @@
         <w:pStyle w:val="ListParagraph"/>
         <w:numPr>
           <w:ilvl w:val="0"/>
-          <w:numId w:val="5"/>
+          <w:numId w:val="4"/>
         </w:numPr>
       </w:pPr>
       <w:r>
@@ -1283,7 +1297,7 @@
         <w:pStyle w:val="ListParagraph"/>
         <w:numPr>
           <w:ilvl w:val="0"/>
-          <w:numId w:val="5"/>
+          <w:numId w:val="4"/>
         </w:numPr>
       </w:pPr>
       <w:r>
@@ -1313,7 +1327,7 @@
       <w:pPr>
         <w:pStyle w:val="Heading1"/>
       </w:pPr>
-      <w:bookmarkStart w:id="4" w:name="_Toc182127659"/>
+      <w:bookmarkStart w:id="4" w:name="_Toc214610538"/>
       <w:r>
         <w:t>Secure Authentication Practices</w:t>
       </w:r>
@@ -1329,7 +1343,7 @@
         <w:pStyle w:val="ListParagraph"/>
         <w:numPr>
           <w:ilvl w:val="0"/>
-          <w:numId w:val="4"/>
+          <w:numId w:val="3"/>
         </w:numPr>
       </w:pPr>
       <w:r>
@@ -1349,7 +1363,7 @@
         <w:pStyle w:val="ListParagraph"/>
         <w:numPr>
           <w:ilvl w:val="0"/>
-          <w:numId w:val="4"/>
+          <w:numId w:val="3"/>
         </w:numPr>
       </w:pPr>
       <w:r>
@@ -1368,7 +1382,7 @@
         <w:pStyle w:val="ListParagraph"/>
         <w:numPr>
           <w:ilvl w:val="0"/>
-          <w:numId w:val="4"/>
+          <w:numId w:val="3"/>
         </w:numPr>
       </w:pPr>
       <w:r>
@@ -1417,6 +1431,11 @@
         </w:placeholder>
         <w:showingPlcHdr/>
       </w:sdtPr>
+      <w:sdtEndPr>
+        <w:rPr>
+          <w:rStyle w:val="Red"/>
+        </w:rPr>
+      </w:sdtEndPr>
       <w:sdtContent>
         <w:p>
           <w:pPr>
@@ -1438,7 +1457,7 @@
       <w:pPr>
         <w:pStyle w:val="Heading1"/>
       </w:pPr>
-      <w:bookmarkStart w:id="5" w:name="_Toc182127660"/>
+      <w:bookmarkStart w:id="5" w:name="_Toc214610539"/>
       <w:r>
         <w:t>Password Management</w:t>
       </w:r>
@@ -1449,7 +1468,7 @@
         <w:pStyle w:val="ListParagraph"/>
         <w:numPr>
           <w:ilvl w:val="0"/>
-          <w:numId w:val="4"/>
+          <w:numId w:val="3"/>
         </w:numPr>
       </w:pPr>
       <w:r>
@@ -1461,7 +1480,7 @@
         <w:pStyle w:val="ListParagraph"/>
         <w:numPr>
           <w:ilvl w:val="0"/>
-          <w:numId w:val="4"/>
+          <w:numId w:val="3"/>
         </w:numPr>
       </w:pPr>
       <w:r>
@@ -1473,7 +1492,7 @@
         <w:pStyle w:val="ListParagraph"/>
         <w:numPr>
           <w:ilvl w:val="0"/>
-          <w:numId w:val="4"/>
+          <w:numId w:val="3"/>
         </w:numPr>
       </w:pPr>
       <w:r>
@@ -1485,7 +1504,7 @@
         <w:pStyle w:val="ListParagraph"/>
         <w:numPr>
           <w:ilvl w:val="0"/>
-          <w:numId w:val="4"/>
+          <w:numId w:val="3"/>
         </w:numPr>
       </w:pPr>
       <w:r>
@@ -1496,7 +1515,7 @@
       <w:pPr>
         <w:pStyle w:val="Heading1"/>
       </w:pPr>
-      <w:bookmarkStart w:id="6" w:name="_Toc182127661"/>
+      <w:bookmarkStart w:id="6" w:name="_Toc214610540"/>
       <w:r>
         <w:t>Network Security</w:t>
       </w:r>
@@ -1522,7 +1541,7 @@
         <w:pStyle w:val="ListParagraph"/>
         <w:numPr>
           <w:ilvl w:val="0"/>
-          <w:numId w:val="4"/>
+          <w:numId w:val="3"/>
         </w:numPr>
       </w:pPr>
       <w:r>
@@ -1534,7 +1553,7 @@
         <w:pStyle w:val="ListParagraph"/>
         <w:numPr>
           <w:ilvl w:val="0"/>
-          <w:numId w:val="4"/>
+          <w:numId w:val="3"/>
         </w:numPr>
       </w:pPr>
       <w:r>
@@ -1546,7 +1565,7 @@
         <w:pStyle w:val="ListParagraph"/>
         <w:numPr>
           <w:ilvl w:val="0"/>
-          <w:numId w:val="4"/>
+          <w:numId w:val="3"/>
         </w:numPr>
       </w:pPr>
       <w:r>
@@ -1558,7 +1577,7 @@
         <w:pStyle w:val="ListParagraph"/>
         <w:numPr>
           <w:ilvl w:val="0"/>
-          <w:numId w:val="4"/>
+          <w:numId w:val="3"/>
         </w:numPr>
       </w:pPr>
       <w:r>
@@ -1605,6 +1624,11 @@
         </w:placeholder>
         <w:showingPlcHdr/>
       </w:sdtPr>
+      <w:sdtEndPr>
+        <w:rPr>
+          <w:rStyle w:val="Red"/>
+        </w:rPr>
+      </w:sdtEndPr>
       <w:sdtContent>
         <w:p>
           <w:pPr>
@@ -1627,7 +1651,7 @@
         <w:pStyle w:val="ListParagraph"/>
         <w:numPr>
           <w:ilvl w:val="0"/>
-          <w:numId w:val="4"/>
+          <w:numId w:val="3"/>
         </w:numPr>
       </w:pPr>
       <w:r>
@@ -1654,7 +1678,7 @@
         <w:pStyle w:val="ListParagraph"/>
         <w:numPr>
           <w:ilvl w:val="0"/>
-          <w:numId w:val="4"/>
+          <w:numId w:val="3"/>
         </w:numPr>
       </w:pPr>
       <w:r>
@@ -1667,7 +1691,7 @@
         <w:pStyle w:val="ListParagraph"/>
         <w:numPr>
           <w:ilvl w:val="0"/>
-          <w:numId w:val="4"/>
+          <w:numId w:val="3"/>
         </w:numPr>
       </w:pPr>
       <w:r>
@@ -1679,7 +1703,7 @@
         <w:pStyle w:val="ListParagraph"/>
         <w:numPr>
           <w:ilvl w:val="0"/>
-          <w:numId w:val="4"/>
+          <w:numId w:val="3"/>
         </w:numPr>
       </w:pPr>
       <w:r>
@@ -1691,7 +1715,7 @@
         <w:pStyle w:val="ListParagraph"/>
         <w:numPr>
           <w:ilvl w:val="0"/>
-          <w:numId w:val="4"/>
+          <w:numId w:val="3"/>
         </w:numPr>
       </w:pPr>
       <w:r>
@@ -1702,7 +1726,7 @@
       <w:pPr>
         <w:pStyle w:val="Heading1"/>
       </w:pPr>
-      <w:bookmarkStart w:id="7" w:name="_Toc182127662"/>
+      <w:bookmarkStart w:id="7" w:name="_Toc214610541"/>
       <w:r>
         <w:t>Physical Security</w:t>
       </w:r>
@@ -1728,7 +1752,7 @@
         <w:pStyle w:val="ListParagraph"/>
         <w:numPr>
           <w:ilvl w:val="0"/>
-          <w:numId w:val="4"/>
+          <w:numId w:val="3"/>
         </w:numPr>
       </w:pPr>
       <w:r>
@@ -1740,7 +1764,7 @@
         <w:pStyle w:val="ListParagraph"/>
         <w:numPr>
           <w:ilvl w:val="0"/>
-          <w:numId w:val="4"/>
+          <w:numId w:val="3"/>
         </w:numPr>
       </w:pPr>
       <w:r>
@@ -1752,7 +1776,7 @@
         <w:pStyle w:val="ListParagraph"/>
         <w:numPr>
           <w:ilvl w:val="0"/>
-          <w:numId w:val="4"/>
+          <w:numId w:val="3"/>
         </w:numPr>
       </w:pPr>
       <w:r>
@@ -1764,7 +1788,7 @@
         <w:pStyle w:val="ListParagraph"/>
         <w:numPr>
           <w:ilvl w:val="0"/>
-          <w:numId w:val="4"/>
+          <w:numId w:val="3"/>
         </w:numPr>
       </w:pPr>
       <w:r>
@@ -1775,7 +1799,7 @@
       <w:pPr>
         <w:pStyle w:val="Heading1"/>
       </w:pPr>
-      <w:bookmarkStart w:id="8" w:name="_Toc182127663"/>
+      <w:bookmarkStart w:id="8" w:name="_Toc214610542"/>
       <w:r>
         <w:t>Emergency Response Plan</w:t>
       </w:r>
@@ -1800,7 +1824,7 @@
       <w:pPr>
         <w:numPr>
           <w:ilvl w:val="0"/>
-          <w:numId w:val="15"/>
+          <w:numId w:val="9"/>
         </w:numPr>
       </w:pPr>
       <w:r>
@@ -1811,7 +1835,7 @@
       <w:pPr>
         <w:numPr>
           <w:ilvl w:val="0"/>
-          <w:numId w:val="15"/>
+          <w:numId w:val="9"/>
         </w:numPr>
       </w:pPr>
       <w:r>
@@ -1822,7 +1846,7 @@
       <w:pPr>
         <w:numPr>
           <w:ilvl w:val="0"/>
-          <w:numId w:val="15"/>
+          <w:numId w:val="9"/>
         </w:numPr>
       </w:pPr>
       <w:r>
@@ -1833,7 +1857,7 @@
       <w:pPr>
         <w:numPr>
           <w:ilvl w:val="0"/>
-          <w:numId w:val="15"/>
+          <w:numId w:val="9"/>
         </w:numPr>
       </w:pPr>
       <w:r>
@@ -1844,7 +1868,7 @@
       <w:pPr>
         <w:numPr>
           <w:ilvl w:val="0"/>
-          <w:numId w:val="15"/>
+          <w:numId w:val="9"/>
         </w:numPr>
       </w:pPr>
       <w:r>
@@ -1870,7 +1894,7 @@
       <w:pPr>
         <w:numPr>
           <w:ilvl w:val="0"/>
-          <w:numId w:val="16"/>
+          <w:numId w:val="10"/>
         </w:numPr>
       </w:pPr>
       <w:r>
@@ -1881,7 +1905,7 @@
       <w:pPr>
         <w:numPr>
           <w:ilvl w:val="0"/>
-          <w:numId w:val="16"/>
+          <w:numId w:val="10"/>
         </w:numPr>
       </w:pPr>
       <w:r>
@@ -1892,7 +1916,7 @@
       <w:pPr>
         <w:numPr>
           <w:ilvl w:val="0"/>
-          <w:numId w:val="16"/>
+          <w:numId w:val="10"/>
         </w:numPr>
       </w:pPr>
       <w:r>
@@ -1903,7 +1927,7 @@
       <w:pPr>
         <w:numPr>
           <w:ilvl w:val="0"/>
-          <w:numId w:val="16"/>
+          <w:numId w:val="10"/>
         </w:numPr>
       </w:pPr>
       <w:r>
@@ -1914,7 +1938,7 @@
       <w:pPr>
         <w:numPr>
           <w:ilvl w:val="0"/>
-          <w:numId w:val="16"/>
+          <w:numId w:val="10"/>
         </w:numPr>
       </w:pPr>
       <w:r>
@@ -1925,7 +1949,7 @@
       <w:pPr>
         <w:pStyle w:val="Heading1"/>
       </w:pPr>
-      <w:bookmarkStart w:id="9" w:name="_Toc182127664"/>
+      <w:bookmarkStart w:id="9" w:name="_Toc214610543"/>
       <w:r>
         <w:lastRenderedPageBreak/>
         <w:t>General Mobile Device Security Best Practices</w:t>
@@ -1937,7 +1961,7 @@
         <w:pStyle w:val="ListParagraph"/>
         <w:numPr>
           <w:ilvl w:val="0"/>
-          <w:numId w:val="8"/>
+          <w:numId w:val="7"/>
         </w:numPr>
       </w:pPr>
       <w:r>
@@ -1977,6 +2001,11 @@
         </w:placeholder>
         <w:showingPlcHdr/>
       </w:sdtPr>
+      <w:sdtEndPr>
+        <w:rPr>
+          <w:rStyle w:val="Red"/>
+        </w:rPr>
+      </w:sdtEndPr>
       <w:sdtContent>
         <w:p>
           <w:pPr>
@@ -1999,7 +2028,7 @@
         <w:pStyle w:val="ListParagraph"/>
         <w:numPr>
           <w:ilvl w:val="0"/>
-          <w:numId w:val="8"/>
+          <w:numId w:val="7"/>
         </w:numPr>
       </w:pPr>
       <w:r>
@@ -2018,7 +2047,7 @@
         <w:pStyle w:val="ListParagraph"/>
         <w:numPr>
           <w:ilvl w:val="0"/>
-          <w:numId w:val="8"/>
+          <w:numId w:val="7"/>
         </w:numPr>
       </w:pPr>
       <w:r>
@@ -2037,7 +2066,7 @@
         <w:pStyle w:val="ListParagraph"/>
         <w:numPr>
           <w:ilvl w:val="0"/>
-          <w:numId w:val="8"/>
+          <w:numId w:val="7"/>
         </w:numPr>
       </w:pPr>
       <w:r>
@@ -2074,6 +2103,11 @@
         </w:placeholder>
         <w:showingPlcHdr/>
       </w:sdtPr>
+      <w:sdtEndPr>
+        <w:rPr>
+          <w:rStyle w:val="Red"/>
+        </w:rPr>
+      </w:sdtEndPr>
       <w:sdtContent>
         <w:p>
           <w:pPr>
@@ -2096,7 +2130,7 @@
         <w:pStyle w:val="ListParagraph"/>
         <w:numPr>
           <w:ilvl w:val="0"/>
-          <w:numId w:val="8"/>
+          <w:numId w:val="7"/>
         </w:numPr>
       </w:pPr>
       <w:r>
@@ -2136,6 +2170,11 @@
         </w:placeholder>
         <w:showingPlcHdr/>
       </w:sdtPr>
+      <w:sdtEndPr>
+        <w:rPr>
+          <w:rStyle w:val="Red"/>
+        </w:rPr>
+      </w:sdtEndPr>
       <w:sdtContent>
         <w:p>
           <w:pPr>
@@ -2157,7 +2196,7 @@
       <w:pPr>
         <w:pStyle w:val="Heading1"/>
       </w:pPr>
-      <w:bookmarkStart w:id="10" w:name="_Toc182127665"/>
+      <w:bookmarkStart w:id="10" w:name="_Toc214610544"/>
       <w:r>
         <w:t>Key Takeaways</w:t>
       </w:r>
@@ -2168,7 +2207,7 @@
         <w:pStyle w:val="ListParagraph"/>
         <w:numPr>
           <w:ilvl w:val="0"/>
-          <w:numId w:val="9"/>
+          <w:numId w:val="8"/>
         </w:numPr>
       </w:pPr>
       <w:r>
@@ -2187,7 +2226,7 @@
         <w:pStyle w:val="ListParagraph"/>
         <w:numPr>
           <w:ilvl w:val="0"/>
-          <w:numId w:val="9"/>
+          <w:numId w:val="8"/>
         </w:numPr>
       </w:pPr>
       <w:r>
@@ -2206,7 +2245,7 @@
         <w:pStyle w:val="ListParagraph"/>
         <w:numPr>
           <w:ilvl w:val="0"/>
-          <w:numId w:val="9"/>
+          <w:numId w:val="8"/>
         </w:numPr>
       </w:pPr>
       <w:r>
@@ -2225,7 +2264,7 @@
         <w:pStyle w:val="ListParagraph"/>
         <w:numPr>
           <w:ilvl w:val="0"/>
-          <w:numId w:val="9"/>
+          <w:numId w:val="8"/>
         </w:numPr>
       </w:pPr>
       <w:r>
@@ -2243,7 +2282,7 @@
       <w:pPr>
         <w:pStyle w:val="Heading1"/>
       </w:pPr>
-      <w:bookmarkStart w:id="11" w:name="_Toc182127666"/>
+      <w:bookmarkStart w:id="11" w:name="_Toc214610545"/>
       <w:r>
         <w:t>Assignment Reflection</w:t>
       </w:r>
@@ -2258,7 +2297,7 @@
       <w:pPr>
         <w:numPr>
           <w:ilvl w:val="0"/>
-          <w:numId w:val="17"/>
+          <w:numId w:val="11"/>
         </w:numPr>
       </w:pPr>
       <w:r>
@@ -2270,7 +2309,7 @@
       <w:pPr>
         <w:numPr>
           <w:ilvl w:val="1"/>
-          <w:numId w:val="17"/>
+          <w:numId w:val="11"/>
         </w:numPr>
       </w:pPr>
       <w:r>
@@ -2302,6 +2341,11 @@
               </w:placeholder>
               <w:showingPlcHdr/>
             </w:sdtPr>
+            <w:sdtEndPr>
+              <w:rPr>
+                <w:rStyle w:val="Red"/>
+              </w:rPr>
+            </w:sdtEndPr>
             <w:sdtContent>
               <w:p>
                 <w:pPr>
@@ -2331,7 +2375,7 @@
       <w:pPr>
         <w:pStyle w:val="Heading2"/>
       </w:pPr>
-      <w:bookmarkStart w:id="12" w:name="_Toc182127667"/>
+      <w:bookmarkStart w:id="12" w:name="_Toc214610546"/>
       <w:r>
         <w:t>Assignment Submission</w:t>
       </w:r>
@@ -2342,7 +2386,7 @@
         <w:pStyle w:val="ListParagraph"/>
         <w:numPr>
           <w:ilvl w:val="0"/>
-          <w:numId w:val="18"/>
+          <w:numId w:val="12"/>
         </w:numPr>
       </w:pPr>
       <w:r>
@@ -2361,7 +2405,7 @@
 </file>
 
 <file path=word/endnotes.xml><?xml version="1.0" encoding="utf-8"?>
-<w:endnotes xmlns:wpc="http://schemas.microsoft.com/office/word/2010/wordprocessingCanvas" xmlns:cx="http://schemas.microsoft.com/office/drawing/2014/chartex" xmlns:cx1="http://schemas.microsoft.com/office/drawing/2015/9/8/chartex" xmlns:cx2="http://schemas.microsoft.com/office/drawing/2015/10/21/chartex" xmlns:cx3="http://schemas.microsoft.com/office/drawing/2016/5/9/chartex" xmlns:cx4="http://schemas.microsoft.com/office/drawing/2016/5/10/chartex" xmlns:cx5="http://schemas.microsoft.com/office/drawing/2016/5/11/chartex" xmlns:cx6="http://schemas.microsoft.com/office/drawing/2016/5/12/chartex" xmlns:cx7="http://schemas.microsoft.com/office/drawing/2016/5/13/chartex" xmlns:cx8="http://schemas.microsoft.com/office/drawing/2016/5/14/chartex" xmlns:mc="http://schemas.openxmlformats.org/markup-compatibility/2006" xmlns:aink="http://schemas.microsoft.com/office/drawing/2016/ink" xmlns:am3d="http://schemas.microsoft.com/office/drawing/2017/model3d" xmlns:o="urn:schemas-microsoft-com:office:office" xmlns:oel="http://schemas.microsoft.com/office/2019/extlst" xmlns:r="http://schemas.openxmlformats.org/officeDocument/2006/relationships" xmlns:m="http://schemas.openxmlformats.org/officeDocument/2006/math" xmlns:v="urn:schemas-microsoft-com:vml" xmlns:wp14="http://schemas.microsoft.com/office/word/2010/wordprocessingDrawing" xmlns:wp="http://schemas.openxmlformats.org/drawingml/2006/wordprocessingDrawing" xmlns:w10="urn:schemas-microsoft-com:office:word" xmlns:w="http://schemas.openxmlformats.org/wordprocessingml/2006/main" xmlns:w14="http://schemas.microsoft.com/office/word/2010/wordml" xmlns:w15="http://schemas.microsoft.com/office/word/2012/wordml" xmlns:w16cex="http://schemas.microsoft.com/office/word/2018/wordml/cex" xmlns:w16cid="http://schemas.microsoft.com/office/word/2016/wordml/cid" xmlns:w16="http://schemas.microsoft.com/office/word/2018/wordml" xmlns:w16du="http://schemas.microsoft.com/office/word/2023/wordml/word16du" xmlns:w16sdtdh="http://schemas.microsoft.com/office/word/2020/wordml/sdtdatahash" xmlns:w16se="http://schemas.microsoft.com/office/word/2015/wordml/symex" xmlns:wpg="http://schemas.microsoft.com/office/word/2010/wordprocessingGroup" xmlns:wpi="http://schemas.microsoft.com/office/word/2010/wordprocessingInk" xmlns:wne="http://schemas.microsoft.com/office/word/2006/wordml" xmlns:wps="http://schemas.microsoft.com/office/word/2010/wordprocessingShape" mc:Ignorable="w14 w15 w16se w16cid w16 w16cex w16sdtdh w16du wp14">
+<w:endnotes xmlns:wpc="http://schemas.microsoft.com/office/word/2010/wordprocessingCanvas" xmlns:cx="http://schemas.microsoft.com/office/drawing/2014/chartex" xmlns:cx1="http://schemas.microsoft.com/office/drawing/2015/9/8/chartex" xmlns:cx2="http://schemas.microsoft.com/office/drawing/2015/10/21/chartex" xmlns:cx3="http://schemas.microsoft.com/office/drawing/2016/5/9/chartex" xmlns:cx4="http://schemas.microsoft.com/office/drawing/2016/5/10/chartex" xmlns:cx5="http://schemas.microsoft.com/office/drawing/2016/5/11/chartex" xmlns:cx6="http://schemas.microsoft.com/office/drawing/2016/5/12/chartex" xmlns:cx7="http://schemas.microsoft.com/office/drawing/2016/5/13/chartex" xmlns:cx8="http://schemas.microsoft.com/office/drawing/2016/5/14/chartex" xmlns:mc="http://schemas.openxmlformats.org/markup-compatibility/2006" xmlns:aink="http://schemas.microsoft.com/office/drawing/2016/ink" xmlns:am3d="http://schemas.microsoft.com/office/drawing/2017/model3d" xmlns:o="urn:schemas-microsoft-com:office:office" xmlns:oel="http://schemas.microsoft.com/office/2019/extlst" xmlns:r="http://schemas.openxmlformats.org/officeDocument/2006/relationships" xmlns:m="http://schemas.openxmlformats.org/officeDocument/2006/math" xmlns:v="urn:schemas-microsoft-com:vml" xmlns:wp14="http://schemas.microsoft.com/office/word/2010/wordprocessingDrawing" xmlns:wp="http://schemas.openxmlformats.org/drawingml/2006/wordprocessingDrawing" xmlns:w10="urn:schemas-microsoft-com:office:word" xmlns:w="http://schemas.openxmlformats.org/wordprocessingml/2006/main" xmlns:w14="http://schemas.microsoft.com/office/word/2010/wordml" xmlns:w15="http://schemas.microsoft.com/office/word/2012/wordml" xmlns:w16cex="http://schemas.microsoft.com/office/word/2018/wordml/cex" xmlns:w16cid="http://schemas.microsoft.com/office/word/2016/wordml/cid" xmlns:w16="http://schemas.microsoft.com/office/word/2018/wordml" xmlns:w16du="http://schemas.microsoft.com/office/word/2023/wordml/word16du" xmlns:w16sdtdh="http://schemas.microsoft.com/office/word/2020/wordml/sdtdatahash" xmlns:w16sdtfl="http://schemas.microsoft.com/office/word/2024/wordml/sdtformatlock" xmlns:w16se="http://schemas.microsoft.com/office/word/2015/wordml/symex" xmlns:wpg="http://schemas.microsoft.com/office/word/2010/wordprocessingGroup" xmlns:wpi="http://schemas.microsoft.com/office/word/2010/wordprocessingInk" xmlns:wne="http://schemas.microsoft.com/office/word/2006/wordml" xmlns:wps="http://schemas.microsoft.com/office/word/2010/wordprocessingShape" mc:Ignorable="w14 w15 w16se w16cid w16 w16cex w16sdtdh w16sdtfl w16du wp14">
   <w:endnote w:type="separator" w:id="-1">
     <w:p>
       <w:pPr>
@@ -2386,7 +2430,7 @@
 </file>
 
 <file path=word/footer1.xml><?xml version="1.0" encoding="utf-8"?>
-<w:ftr xmlns:wpc="http://schemas.microsoft.com/office/word/2010/wordprocessingCanvas" xmlns:cx="http://schemas.microsoft.com/office/drawing/2014/chartex" xmlns:cx1="http://schemas.microsoft.com/office/drawing/2015/9/8/chartex" xmlns:cx2="http://schemas.microsoft.com/office/drawing/2015/10/21/chartex" xmlns:cx3="http://schemas.microsoft.com/office/drawing/2016/5/9/chartex" xmlns:cx4="http://schemas.microsoft.com/office/drawing/2016/5/10/chartex" xmlns:cx5="http://schemas.microsoft.com/office/drawing/2016/5/11/chartex" xmlns:cx6="http://schemas.microsoft.com/office/drawing/2016/5/12/chartex" xmlns:cx7="http://schemas.microsoft.com/office/drawing/2016/5/13/chartex" xmlns:cx8="http://schemas.microsoft.com/office/drawing/2016/5/14/chartex" xmlns:mc="http://schemas.openxmlformats.org/markup-compatibility/2006" xmlns:aink="http://schemas.microsoft.com/office/drawing/2016/ink" xmlns:am3d="http://schemas.microsoft.com/office/drawing/2017/model3d" xmlns:o="urn:schemas-microsoft-com:office:office" xmlns:oel="http://schemas.microsoft.com/office/2019/extlst" xmlns:r="http://schemas.openxmlformats.org/officeDocument/2006/relationships" xmlns:m="http://schemas.openxmlformats.org/officeDocument/2006/math" xmlns:v="urn:schemas-microsoft-com:vml" xmlns:wp14="http://schemas.microsoft.com/office/word/2010/wordprocessingDrawing" xmlns:wp="http://schemas.openxmlformats.org/drawingml/2006/wordprocessingDrawing" xmlns:w10="urn:schemas-microsoft-com:office:word" xmlns:w="http://schemas.openxmlformats.org/wordprocessingml/2006/main" xmlns:w14="http://schemas.microsoft.com/office/word/2010/wordml" xmlns:w15="http://schemas.microsoft.com/office/word/2012/wordml" xmlns:w16cex="http://schemas.microsoft.com/office/word/2018/wordml/cex" xmlns:w16cid="http://schemas.microsoft.com/office/word/2016/wordml/cid" xmlns:w16="http://schemas.microsoft.com/office/word/2018/wordml" xmlns:w16du="http://schemas.microsoft.com/office/word/2023/wordml/word16du" xmlns:w16sdtdh="http://schemas.microsoft.com/office/word/2020/wordml/sdtdatahash" xmlns:w16se="http://schemas.microsoft.com/office/word/2015/wordml/symex" xmlns:wpg="http://schemas.microsoft.com/office/word/2010/wordprocessingGroup" xmlns:wpi="http://schemas.microsoft.com/office/word/2010/wordprocessingInk" xmlns:wne="http://schemas.microsoft.com/office/word/2006/wordml" xmlns:wps="http://schemas.microsoft.com/office/word/2010/wordprocessingShape" mc:Ignorable="w14 w15 w16se w16cid w16 w16cex w16sdtdh w16du wp14">
+<w:ftr xmlns:wpc="http://schemas.microsoft.com/office/word/2010/wordprocessingCanvas" xmlns:cx="http://schemas.microsoft.com/office/drawing/2014/chartex" xmlns:cx1="http://schemas.microsoft.com/office/drawing/2015/9/8/chartex" xmlns:cx2="http://schemas.microsoft.com/office/drawing/2015/10/21/chartex" xmlns:cx3="http://schemas.microsoft.com/office/drawing/2016/5/9/chartex" xmlns:cx4="http://schemas.microsoft.com/office/drawing/2016/5/10/chartex" xmlns:cx5="http://schemas.microsoft.com/office/drawing/2016/5/11/chartex" xmlns:cx6="http://schemas.microsoft.com/office/drawing/2016/5/12/chartex" xmlns:cx7="http://schemas.microsoft.com/office/drawing/2016/5/13/chartex" xmlns:cx8="http://schemas.microsoft.com/office/drawing/2016/5/14/chartex" xmlns:mc="http://schemas.openxmlformats.org/markup-compatibility/2006" xmlns:aink="http://schemas.microsoft.com/office/drawing/2016/ink" xmlns:am3d="http://schemas.microsoft.com/office/drawing/2017/model3d" xmlns:o="urn:schemas-microsoft-com:office:office" xmlns:oel="http://schemas.microsoft.com/office/2019/extlst" xmlns:r="http://schemas.openxmlformats.org/officeDocument/2006/relationships" xmlns:m="http://schemas.openxmlformats.org/officeDocument/2006/math" xmlns:v="urn:schemas-microsoft-com:vml" xmlns:wp14="http://schemas.microsoft.com/office/word/2010/wordprocessingDrawing" xmlns:wp="http://schemas.openxmlformats.org/drawingml/2006/wordprocessingDrawing" xmlns:w10="urn:schemas-microsoft-com:office:word" xmlns:w="http://schemas.openxmlformats.org/wordprocessingml/2006/main" xmlns:w14="http://schemas.microsoft.com/office/word/2010/wordml" xmlns:w15="http://schemas.microsoft.com/office/word/2012/wordml" xmlns:w16cex="http://schemas.microsoft.com/office/word/2018/wordml/cex" xmlns:w16cid="http://schemas.microsoft.com/office/word/2016/wordml/cid" xmlns:w16="http://schemas.microsoft.com/office/word/2018/wordml" xmlns:w16du="http://schemas.microsoft.com/office/word/2023/wordml/word16du" xmlns:w16sdtdh="http://schemas.microsoft.com/office/word/2020/wordml/sdtdatahash" xmlns:w16sdtfl="http://schemas.microsoft.com/office/word/2024/wordml/sdtformatlock" xmlns:w16se="http://schemas.microsoft.com/office/word/2015/wordml/symex" xmlns:wpg="http://schemas.microsoft.com/office/word/2010/wordprocessingGroup" xmlns:wpi="http://schemas.microsoft.com/office/word/2010/wordprocessingInk" xmlns:wne="http://schemas.microsoft.com/office/word/2006/wordml" xmlns:wps="http://schemas.microsoft.com/office/word/2010/wordprocessingShape" mc:Ignorable="w14 w15 w16se w16cid w16 w16cex w16sdtdh w16sdtfl w16du wp14">
   <w:p>
     <w:pPr>
       <w:pStyle w:val="Footer"/>
@@ -2417,24 +2461,11 @@
     <w:r>
       <w:t xml:space="preserve"> of </w:t>
     </w:r>
-    <w:r>
-      <w:fldChar w:fldCharType="begin"/>
-    </w:r>
-    <w:r>
-      <w:instrText xml:space="preserve"> NUMPAGES </w:instrText>
-    </w:r>
-    <w:r>
-      <w:fldChar w:fldCharType="separate"/>
-    </w:r>
-    <w:r>
-      <w:t>3</w:t>
-    </w:r>
-    <w:r>
-      <w:rPr>
-        <w:noProof/>
-      </w:rPr>
-      <w:fldChar w:fldCharType="end"/>
-    </w:r>
+    <w:fldSimple w:instr=" NUMPAGES ">
+      <w:r>
+        <w:t>3</w:t>
+      </w:r>
+    </w:fldSimple>
     <w:r>
       <w:tab/>
       <w:t xml:space="preserve">Revised: </w:t>
@@ -2446,17 +2477,20 @@
       <w:t>/</w:t>
     </w:r>
     <w:r>
-      <w:t>10</w:t>
+      <w:t>21</w:t>
     </w:r>
     <w:r>
-      <w:t>/2024</w:t>
+      <w:t>/202</w:t>
+    </w:r>
+    <w:r>
+      <w:t>5</w:t>
     </w:r>
   </w:p>
 </w:ftr>
 </file>
 
 <file path=word/footnotes.xml><?xml version="1.0" encoding="utf-8"?>
-<w:footnotes xmlns:wpc="http://schemas.microsoft.com/office/word/2010/wordprocessingCanvas" xmlns:cx="http://schemas.microsoft.com/office/drawing/2014/chartex" xmlns:cx1="http://schemas.microsoft.com/office/drawing/2015/9/8/chartex" xmlns:cx2="http://schemas.microsoft.com/office/drawing/2015/10/21/chartex" xmlns:cx3="http://schemas.microsoft.com/office/drawing/2016/5/9/chartex" xmlns:cx4="http://schemas.microsoft.com/office/drawing/2016/5/10/chartex" xmlns:cx5="http://schemas.microsoft.com/office/drawing/2016/5/11/chartex" xmlns:cx6="http://schemas.microsoft.com/office/drawing/2016/5/12/chartex" xmlns:cx7="http://schemas.microsoft.com/office/drawing/2016/5/13/chartex" xmlns:cx8="http://schemas.microsoft.com/office/drawing/2016/5/14/chartex" xmlns:mc="http://schemas.openxmlformats.org/markup-compatibility/2006" xmlns:aink="http://schemas.microsoft.com/office/drawing/2016/ink" xmlns:am3d="http://schemas.microsoft.com/office/drawing/2017/model3d" xmlns:o="urn:schemas-microsoft-com:office:office" xmlns:oel="http://schemas.microsoft.com/office/2019/extlst" xmlns:r="http://schemas.openxmlformats.org/officeDocument/2006/relationships" xmlns:m="http://schemas.openxmlformats.org/officeDocument/2006/math" xmlns:v="urn:schemas-microsoft-com:vml" xmlns:wp14="http://schemas.microsoft.com/office/word/2010/wordprocessingDrawing" xmlns:wp="http://schemas.openxmlformats.org/drawingml/2006/wordprocessingDrawing" xmlns:w10="urn:schemas-microsoft-com:office:word" xmlns:w="http://schemas.openxmlformats.org/wordprocessingml/2006/main" xmlns:w14="http://schemas.microsoft.com/office/word/2010/wordml" xmlns:w15="http://schemas.microsoft.com/office/word/2012/wordml" xmlns:w16cex="http://schemas.microsoft.com/office/word/2018/wordml/cex" xmlns:w16cid="http://schemas.microsoft.com/office/word/2016/wordml/cid" xmlns:w16="http://schemas.microsoft.com/office/word/2018/wordml" xmlns:w16du="http://schemas.microsoft.com/office/word/2023/wordml/word16du" xmlns:w16sdtdh="http://schemas.microsoft.com/office/word/2020/wordml/sdtdatahash" xmlns:w16se="http://schemas.microsoft.com/office/word/2015/wordml/symex" xmlns:wpg="http://schemas.microsoft.com/office/word/2010/wordprocessingGroup" xmlns:wpi="http://schemas.microsoft.com/office/word/2010/wordprocessingInk" xmlns:wne="http://schemas.microsoft.com/office/word/2006/wordml" xmlns:wps="http://schemas.microsoft.com/office/word/2010/wordprocessingShape" mc:Ignorable="w14 w15 w16se w16cid w16 w16cex w16sdtdh w16du wp14">
+<w:footnotes xmlns:wpc="http://schemas.microsoft.com/office/word/2010/wordprocessingCanvas" xmlns:cx="http://schemas.microsoft.com/office/drawing/2014/chartex" xmlns:cx1="http://schemas.microsoft.com/office/drawing/2015/9/8/chartex" xmlns:cx2="http://schemas.microsoft.com/office/drawing/2015/10/21/chartex" xmlns:cx3="http://schemas.microsoft.com/office/drawing/2016/5/9/chartex" xmlns:cx4="http://schemas.microsoft.com/office/drawing/2016/5/10/chartex" xmlns:cx5="http://schemas.microsoft.com/office/drawing/2016/5/11/chartex" xmlns:cx6="http://schemas.microsoft.com/office/drawing/2016/5/12/chartex" xmlns:cx7="http://schemas.microsoft.com/office/drawing/2016/5/13/chartex" xmlns:cx8="http://schemas.microsoft.com/office/drawing/2016/5/14/chartex" xmlns:mc="http://schemas.openxmlformats.org/markup-compatibility/2006" xmlns:aink="http://schemas.microsoft.com/office/drawing/2016/ink" xmlns:am3d="http://schemas.microsoft.com/office/drawing/2017/model3d" xmlns:o="urn:schemas-microsoft-com:office:office" xmlns:oel="http://schemas.microsoft.com/office/2019/extlst" xmlns:r="http://schemas.openxmlformats.org/officeDocument/2006/relationships" xmlns:m="http://schemas.openxmlformats.org/officeDocument/2006/math" xmlns:v="urn:schemas-microsoft-com:vml" xmlns:wp14="http://schemas.microsoft.com/office/word/2010/wordprocessingDrawing" xmlns:wp="http://schemas.openxmlformats.org/drawingml/2006/wordprocessingDrawing" xmlns:w10="urn:schemas-microsoft-com:office:word" xmlns:w="http://schemas.openxmlformats.org/wordprocessingml/2006/main" xmlns:w14="http://schemas.microsoft.com/office/word/2010/wordml" xmlns:w15="http://schemas.microsoft.com/office/word/2012/wordml" xmlns:w16cex="http://schemas.microsoft.com/office/word/2018/wordml/cex" xmlns:w16cid="http://schemas.microsoft.com/office/word/2016/wordml/cid" xmlns:w16="http://schemas.microsoft.com/office/word/2018/wordml" xmlns:w16du="http://schemas.microsoft.com/office/word/2023/wordml/word16du" xmlns:w16sdtdh="http://schemas.microsoft.com/office/word/2020/wordml/sdtdatahash" xmlns:w16sdtfl="http://schemas.microsoft.com/office/word/2024/wordml/sdtformatlock" xmlns:w16se="http://schemas.microsoft.com/office/word/2015/wordml/symex" xmlns:wpg="http://schemas.microsoft.com/office/word/2010/wordprocessingGroup" xmlns:wpi="http://schemas.microsoft.com/office/word/2010/wordprocessingInk" xmlns:wne="http://schemas.microsoft.com/office/word/2006/wordml" xmlns:wps="http://schemas.microsoft.com/office/word/2010/wordprocessingShape" mc:Ignorable="w14 w15 w16se w16cid w16 w16cex w16sdtdh w16sdtfl w16du wp14">
   <w:footnote w:type="separator" w:id="-1">
     <w:p>
       <w:pPr>
@@ -2481,7 +2515,7 @@
 </file>
 
 <file path=word/numbering.xml><?xml version="1.0" encoding="utf-8"?>
-<w:numbering xmlns:wpc="http://schemas.microsoft.com/office/word/2010/wordprocessingCanvas" xmlns:cx="http://schemas.microsoft.com/office/drawing/2014/chartex" xmlns:cx1="http://schemas.microsoft.com/office/drawing/2015/9/8/chartex" xmlns:cx2="http://schemas.microsoft.com/office/drawing/2015/10/21/chartex" xmlns:cx3="http://schemas.microsoft.com/office/drawing/2016/5/9/chartex" xmlns:cx4="http://schemas.microsoft.com/office/drawing/2016/5/10/chartex" xmlns:cx5="http://schemas.microsoft.com/office/drawing/2016/5/11/chartex" xmlns:cx6="http://schemas.microsoft.com/office/drawing/2016/5/12/chartex" xmlns:cx7="http://schemas.microsoft.com/office/drawing/2016/5/13/chartex" xmlns:cx8="http://schemas.microsoft.com/office/drawing/2016/5/14/chartex" xmlns:mc="http://schemas.openxmlformats.org/markup-compatibility/2006" xmlns:aink="http://schemas.microsoft.com/office/drawing/2016/ink" xmlns:am3d="http://schemas.microsoft.com/office/drawing/2017/model3d" xmlns:o="urn:schemas-microsoft-com:office:office" xmlns:oel="http://schemas.microsoft.com/office/2019/extlst" xmlns:r="http://schemas.openxmlformats.org/officeDocument/2006/relationships" xmlns:m="http://schemas.openxmlformats.org/officeDocument/2006/math" xmlns:v="urn:schemas-microsoft-com:vml" xmlns:wp14="http://schemas.microsoft.com/office/word/2010/wordprocessingDrawing" xmlns:wp="http://schemas.openxmlformats.org/drawingml/2006/wordprocessingDrawing" xmlns:w10="urn:schemas-microsoft-com:office:word" xmlns:w="http://schemas.openxmlformats.org/wordprocessingml/2006/main" xmlns:w14="http://schemas.microsoft.com/office/word/2010/wordml" xmlns:w15="http://schemas.microsoft.com/office/word/2012/wordml" xmlns:w16cex="http://schemas.microsoft.com/office/word/2018/wordml/cex" xmlns:w16cid="http://schemas.microsoft.com/office/word/2016/wordml/cid" xmlns:w16="http://schemas.microsoft.com/office/word/2018/wordml" xmlns:w16du="http://schemas.microsoft.com/office/word/2023/wordml/word16du" xmlns:w16sdtdh="http://schemas.microsoft.com/office/word/2020/wordml/sdtdatahash" xmlns:w16se="http://schemas.microsoft.com/office/word/2015/wordml/symex" xmlns:wpg="http://schemas.microsoft.com/office/word/2010/wordprocessingGroup" xmlns:wpi="http://schemas.microsoft.com/office/word/2010/wordprocessingInk" xmlns:wne="http://schemas.microsoft.com/office/word/2006/wordml" xmlns:wps="http://schemas.microsoft.com/office/word/2010/wordprocessingShape" mc:Ignorable="w14 w15 w16se w16cid w16 w16cex w16sdtdh w16du wp14">
+<w:numbering xmlns:wpc="http://schemas.microsoft.com/office/word/2010/wordprocessingCanvas" xmlns:cx="http://schemas.microsoft.com/office/drawing/2014/chartex" xmlns:cx1="http://schemas.microsoft.com/office/drawing/2015/9/8/chartex" xmlns:cx2="http://schemas.microsoft.com/office/drawing/2015/10/21/chartex" xmlns:cx3="http://schemas.microsoft.com/office/drawing/2016/5/9/chartex" xmlns:cx4="http://schemas.microsoft.com/office/drawing/2016/5/10/chartex" xmlns:cx5="http://schemas.microsoft.com/office/drawing/2016/5/11/chartex" xmlns:cx6="http://schemas.microsoft.com/office/drawing/2016/5/12/chartex" xmlns:cx7="http://schemas.microsoft.com/office/drawing/2016/5/13/chartex" xmlns:cx8="http://schemas.microsoft.com/office/drawing/2016/5/14/chartex" xmlns:mc="http://schemas.openxmlformats.org/markup-compatibility/2006" xmlns:aink="http://schemas.microsoft.com/office/drawing/2016/ink" xmlns:am3d="http://schemas.microsoft.com/office/drawing/2017/model3d" xmlns:o="urn:schemas-microsoft-com:office:office" xmlns:oel="http://schemas.microsoft.com/office/2019/extlst" xmlns:r="http://schemas.openxmlformats.org/officeDocument/2006/relationships" xmlns:m="http://schemas.openxmlformats.org/officeDocument/2006/math" xmlns:v="urn:schemas-microsoft-com:vml" xmlns:wp14="http://schemas.microsoft.com/office/word/2010/wordprocessingDrawing" xmlns:wp="http://schemas.openxmlformats.org/drawingml/2006/wordprocessingDrawing" xmlns:w10="urn:schemas-microsoft-com:office:word" xmlns:w="http://schemas.openxmlformats.org/wordprocessingml/2006/main" xmlns:w14="http://schemas.microsoft.com/office/word/2010/wordml" xmlns:w15="http://schemas.microsoft.com/office/word/2012/wordml" xmlns:w16cex="http://schemas.microsoft.com/office/word/2018/wordml/cex" xmlns:w16cid="http://schemas.microsoft.com/office/word/2016/wordml/cid" xmlns:w16="http://schemas.microsoft.com/office/word/2018/wordml" xmlns:w16du="http://schemas.microsoft.com/office/word/2023/wordml/word16du" xmlns:w16sdtdh="http://schemas.microsoft.com/office/word/2020/wordml/sdtdatahash" xmlns:w16sdtfl="http://schemas.microsoft.com/office/word/2024/wordml/sdtformatlock" xmlns:w16se="http://schemas.microsoft.com/office/word/2015/wordml/symex" xmlns:wpg="http://schemas.microsoft.com/office/word/2010/wordprocessingGroup" xmlns:wpi="http://schemas.microsoft.com/office/word/2010/wordprocessingInk" xmlns:wne="http://schemas.microsoft.com/office/word/2006/wordml" xmlns:wps="http://schemas.microsoft.com/office/word/2010/wordprocessingShape" mc:Ignorable="w14 w15 w16se w16cid w16 w16cex w16sdtdh w16sdtfl w16du wp14">
   <w:abstractNum w:abstractNumId="0" w15:restartNumberingAfterBreak="0">
     <w:nsid w:val="08A95F42"/>
     <w:multiLevelType w:val="hybridMultilevel"/>
@@ -2595,118 +2629,6 @@
     </w:lvl>
   </w:abstractNum>
   <w:abstractNum w:abstractNumId="1" w15:restartNumberingAfterBreak="0">
-    <w:nsid w:val="3285592C"/>
-    <w:multiLevelType w:val="hybridMultilevel"/>
-    <w:tmpl w:val="600C0948"/>
-    <w:lvl w:ilvl="0" w:tplc="67A0D15C">
-      <w:numFmt w:val="bullet"/>
-      <w:lvlText w:val="-"/>
-      <w:lvlJc w:val="left"/>
-      <w:pPr>
-        <w:ind w:left="720" w:hanging="360"/>
-      </w:pPr>
-      <w:rPr>
-        <w:rFonts w:ascii="Verdana" w:eastAsia="Times New Roman" w:hAnsi="Verdana" w:cs="Times New Roman" w:hint="default"/>
-      </w:rPr>
-    </w:lvl>
-    <w:lvl w:ilvl="1" w:tplc="04090003" w:tentative="1">
-      <w:start w:val="1"/>
-      <w:numFmt w:val="bullet"/>
-      <w:lvlText w:val="o"/>
-      <w:lvlJc w:val="left"/>
-      <w:pPr>
-        <w:ind w:left="1440" w:hanging="360"/>
-      </w:pPr>
-      <w:rPr>
-        <w:rFonts w:ascii="Courier New" w:hAnsi="Courier New" w:cs="Courier New" w:hint="default"/>
-      </w:rPr>
-    </w:lvl>
-    <w:lvl w:ilvl="2" w:tplc="04090005" w:tentative="1">
-      <w:start w:val="1"/>
-      <w:numFmt w:val="bullet"/>
-      <w:lvlText w:val=""/>
-      <w:lvlJc w:val="left"/>
-      <w:pPr>
-        <w:ind w:left="2160" w:hanging="360"/>
-      </w:pPr>
-      <w:rPr>
-        <w:rFonts w:ascii="Wingdings" w:hAnsi="Wingdings" w:hint="default"/>
-      </w:rPr>
-    </w:lvl>
-    <w:lvl w:ilvl="3" w:tplc="04090001" w:tentative="1">
-      <w:start w:val="1"/>
-      <w:numFmt w:val="bullet"/>
-      <w:lvlText w:val=""/>
-      <w:lvlJc w:val="left"/>
-      <w:pPr>
-        <w:ind w:left="2880" w:hanging="360"/>
-      </w:pPr>
-      <w:rPr>
-        <w:rFonts w:ascii="Symbol" w:hAnsi="Symbol" w:hint="default"/>
-      </w:rPr>
-    </w:lvl>
-    <w:lvl w:ilvl="4" w:tplc="04090003" w:tentative="1">
-      <w:start w:val="1"/>
-      <w:numFmt w:val="bullet"/>
-      <w:lvlText w:val="o"/>
-      <w:lvlJc w:val="left"/>
-      <w:pPr>
-        <w:ind w:left="3600" w:hanging="360"/>
-      </w:pPr>
-      <w:rPr>
-        <w:rFonts w:ascii="Courier New" w:hAnsi="Courier New" w:cs="Courier New" w:hint="default"/>
-      </w:rPr>
-    </w:lvl>
-    <w:lvl w:ilvl="5" w:tplc="04090005" w:tentative="1">
-      <w:start w:val="1"/>
-      <w:numFmt w:val="bullet"/>
-      <w:lvlText w:val=""/>
-      <w:lvlJc w:val="left"/>
-      <w:pPr>
-        <w:ind w:left="4320" w:hanging="360"/>
-      </w:pPr>
-      <w:rPr>
-        <w:rFonts w:ascii="Wingdings" w:hAnsi="Wingdings" w:hint="default"/>
-      </w:rPr>
-    </w:lvl>
-    <w:lvl w:ilvl="6" w:tplc="04090001" w:tentative="1">
-      <w:start w:val="1"/>
-      <w:numFmt w:val="bullet"/>
-      <w:lvlText w:val=""/>
-      <w:lvlJc w:val="left"/>
-      <w:pPr>
-        <w:ind w:left="5040" w:hanging="360"/>
-      </w:pPr>
-      <w:rPr>
-        <w:rFonts w:ascii="Symbol" w:hAnsi="Symbol" w:hint="default"/>
-      </w:rPr>
-    </w:lvl>
-    <w:lvl w:ilvl="7" w:tplc="04090003" w:tentative="1">
-      <w:start w:val="1"/>
-      <w:numFmt w:val="bullet"/>
-      <w:lvlText w:val="o"/>
-      <w:lvlJc w:val="left"/>
-      <w:pPr>
-        <w:ind w:left="5760" w:hanging="360"/>
-      </w:pPr>
-      <w:rPr>
-        <w:rFonts w:ascii="Courier New" w:hAnsi="Courier New" w:cs="Courier New" w:hint="default"/>
-      </w:rPr>
-    </w:lvl>
-    <w:lvl w:ilvl="8" w:tplc="04090005" w:tentative="1">
-      <w:start w:val="1"/>
-      <w:numFmt w:val="bullet"/>
-      <w:lvlText w:val=""/>
-      <w:lvlJc w:val="left"/>
-      <w:pPr>
-        <w:ind w:left="6480" w:hanging="360"/>
-      </w:pPr>
-      <w:rPr>
-        <w:rFonts w:ascii="Wingdings" w:hAnsi="Wingdings" w:hint="default"/>
-      </w:rPr>
-    </w:lvl>
-  </w:abstractNum>
-  <w:abstractNum w:abstractNumId="2" w15:restartNumberingAfterBreak="0">
     <w:nsid w:val="38461821"/>
     <w:multiLevelType w:val="multilevel"/>
     <w:tmpl w:val="A13AB016"/>
@@ -2819,7 +2741,7 @@
       </w:pPr>
     </w:lvl>
   </w:abstractNum>
-  <w:abstractNum w:abstractNumId="3" w15:restartNumberingAfterBreak="0">
+  <w:abstractNum w:abstractNumId="2" w15:restartNumberingAfterBreak="0">
     <w:nsid w:val="3C542211"/>
     <w:multiLevelType w:val="multilevel"/>
     <w:tmpl w:val="19B6DF08"/>
@@ -2932,7 +2854,7 @@
       </w:pPr>
     </w:lvl>
   </w:abstractNum>
-  <w:abstractNum w:abstractNumId="4" w15:restartNumberingAfterBreak="0">
+  <w:abstractNum w:abstractNumId="3" w15:restartNumberingAfterBreak="0">
     <w:nsid w:val="496F6BD2"/>
     <w:multiLevelType w:val="multilevel"/>
     <w:tmpl w:val="FFE47BFC"/>
@@ -3046,14 +2968,15 @@
       </w:pPr>
     </w:lvl>
   </w:abstractNum>
-  <w:abstractNum w:abstractNumId="5" w15:restartNumberingAfterBreak="0">
-    <w:nsid w:val="4B571E8B"/>
+  <w:abstractNum w:abstractNumId="4" w15:restartNumberingAfterBreak="0">
+    <w:nsid w:val="4C371070"/>
     <w:multiLevelType w:val="multilevel"/>
-    <w:tmpl w:val="E52A3304"/>
+    <w:tmpl w:val="E910B2A0"/>
     <w:lvl w:ilvl="0">
       <w:start w:val="1"/>
-      <w:numFmt w:val="bullet"/>
-      <w:lvlText w:val=""/>
+      <w:numFmt w:val="decimal"/>
+      <w:pStyle w:val="NumberedHeading2"/>
+      <w:lvlText w:val="%1)"/>
       <w:lvlJc w:val="left"/>
       <w:pPr>
         <w:tabs>
@@ -3062,14 +2985,28 @@
         <w:ind w:left="720" w:hanging="360"/>
       </w:pPr>
       <w:rPr>
-        <w:rFonts w:ascii="Symbol" w:hAnsi="Symbol" w:hint="default"/>
-        <w:sz w:val="20"/>
-      </w:rPr>
-    </w:lvl>
-    <w:lvl w:ilvl="1" w:tentative="1">
-      <w:start w:val="1"/>
-      <w:numFmt w:val="bullet"/>
-      <w:lvlText w:val="o"/>
+        <w:rFonts w:hint="default"/>
+      </w:rPr>
+    </w:lvl>
+    <w:lvl w:ilvl="1">
+      <w:start w:val="1"/>
+      <w:numFmt w:val="lowerLetter"/>
+      <w:lvlText w:val="%2)"/>
+      <w:lvlJc w:val="left"/>
+      <w:pPr>
+        <w:tabs>
+          <w:tab w:val="num" w:pos="1080"/>
+        </w:tabs>
+        <w:ind w:left="1080" w:hanging="360"/>
+      </w:pPr>
+      <w:rPr>
+        <w:rFonts w:hint="default"/>
+      </w:rPr>
+    </w:lvl>
+    <w:lvl w:ilvl="2">
+      <w:start w:val="1"/>
+      <w:numFmt w:val="lowerRoman"/>
+      <w:lvlText w:val="%3)"/>
       <w:lvlJc w:val="left"/>
       <w:pPr>
         <w:tabs>
@@ -3078,14 +3015,28 @@
         <w:ind w:left="1440" w:hanging="360"/>
       </w:pPr>
       <w:rPr>
-        <w:rFonts w:ascii="Courier New" w:hAnsi="Courier New" w:hint="default"/>
-        <w:sz w:val="20"/>
-      </w:rPr>
-    </w:lvl>
-    <w:lvl w:ilvl="2" w:tentative="1">
-      <w:start w:val="1"/>
-      <w:numFmt w:val="bullet"/>
-      <w:lvlText w:val=""/>
+        <w:rFonts w:hint="default"/>
+      </w:rPr>
+    </w:lvl>
+    <w:lvl w:ilvl="3">
+      <w:start w:val="1"/>
+      <w:numFmt w:val="decimal"/>
+      <w:lvlText w:val="(%4)"/>
+      <w:lvlJc w:val="left"/>
+      <w:pPr>
+        <w:tabs>
+          <w:tab w:val="num" w:pos="1800"/>
+        </w:tabs>
+        <w:ind w:left="1800" w:hanging="360"/>
+      </w:pPr>
+      <w:rPr>
+        <w:rFonts w:hint="default"/>
+      </w:rPr>
+    </w:lvl>
+    <w:lvl w:ilvl="4">
+      <w:start w:val="1"/>
+      <w:numFmt w:val="lowerLetter"/>
+      <w:lvlText w:val="(%5)"/>
       <w:lvlJc w:val="left"/>
       <w:pPr>
         <w:tabs>
@@ -3094,14 +3045,28 @@
         <w:ind w:left="2160" w:hanging="360"/>
       </w:pPr>
       <w:rPr>
-        <w:rFonts w:ascii="Wingdings" w:hAnsi="Wingdings" w:hint="default"/>
-        <w:sz w:val="20"/>
-      </w:rPr>
-    </w:lvl>
-    <w:lvl w:ilvl="3" w:tentative="1">
-      <w:start w:val="1"/>
-      <w:numFmt w:val="bullet"/>
-      <w:lvlText w:val=""/>
+        <w:rFonts w:hint="default"/>
+      </w:rPr>
+    </w:lvl>
+    <w:lvl w:ilvl="5">
+      <w:start w:val="1"/>
+      <w:numFmt w:val="lowerRoman"/>
+      <w:lvlText w:val="(%6)"/>
+      <w:lvlJc w:val="left"/>
+      <w:pPr>
+        <w:tabs>
+          <w:tab w:val="num" w:pos="2520"/>
+        </w:tabs>
+        <w:ind w:left="2520" w:hanging="360"/>
+      </w:pPr>
+      <w:rPr>
+        <w:rFonts w:hint="default"/>
+      </w:rPr>
+    </w:lvl>
+    <w:lvl w:ilvl="6">
+      <w:start w:val="1"/>
+      <w:numFmt w:val="decimal"/>
+      <w:lvlText w:val="%7."/>
       <w:lvlJc w:val="left"/>
       <w:pPr>
         <w:tabs>
@@ -3110,14 +3075,28 @@
         <w:ind w:left="2880" w:hanging="360"/>
       </w:pPr>
       <w:rPr>
-        <w:rFonts w:ascii="Wingdings" w:hAnsi="Wingdings" w:hint="default"/>
-        <w:sz w:val="20"/>
-      </w:rPr>
-    </w:lvl>
-    <w:lvl w:ilvl="4" w:tentative="1">
-      <w:start w:val="1"/>
-      <w:numFmt w:val="bullet"/>
-      <w:lvlText w:val=""/>
+        <w:rFonts w:hint="default"/>
+      </w:rPr>
+    </w:lvl>
+    <w:lvl w:ilvl="7">
+      <w:start w:val="1"/>
+      <w:numFmt w:val="lowerLetter"/>
+      <w:lvlText w:val="%8."/>
+      <w:lvlJc w:val="left"/>
+      <w:pPr>
+        <w:tabs>
+          <w:tab w:val="num" w:pos="3240"/>
+        </w:tabs>
+        <w:ind w:left="3240" w:hanging="360"/>
+      </w:pPr>
+      <w:rPr>
+        <w:rFonts w:hint="default"/>
+      </w:rPr>
+    </w:lvl>
+    <w:lvl w:ilvl="8">
+      <w:start w:val="1"/>
+      <w:numFmt w:val="lowerRoman"/>
+      <w:lvlText w:val="%9."/>
       <w:lvlJc w:val="left"/>
       <w:pPr>
         <w:tabs>
@@ -3126,6 +3105,651 @@
         <w:ind w:left="3600" w:hanging="360"/>
       </w:pPr>
       <w:rPr>
+        <w:rFonts w:hint="default"/>
+      </w:rPr>
+    </w:lvl>
+  </w:abstractNum>
+  <w:abstractNum w:abstractNumId="5" w15:restartNumberingAfterBreak="0">
+    <w:nsid w:val="4E4E476F"/>
+    <w:multiLevelType w:val="hybridMultilevel"/>
+    <w:tmpl w:val="74A8F424"/>
+    <w:lvl w:ilvl="0" w:tplc="67A0D15C">
+      <w:numFmt w:val="bullet"/>
+      <w:lvlText w:val="-"/>
+      <w:lvlJc w:val="left"/>
+      <w:pPr>
+        <w:ind w:left="720" w:hanging="360"/>
+      </w:pPr>
+      <w:rPr>
+        <w:rFonts w:ascii="Verdana" w:eastAsia="Times New Roman" w:hAnsi="Verdana" w:cs="Times New Roman" w:hint="default"/>
+      </w:rPr>
+    </w:lvl>
+    <w:lvl w:ilvl="1" w:tplc="04090003" w:tentative="1">
+      <w:start w:val="1"/>
+      <w:numFmt w:val="bullet"/>
+      <w:lvlText w:val="o"/>
+      <w:lvlJc w:val="left"/>
+      <w:pPr>
+        <w:ind w:left="1440" w:hanging="360"/>
+      </w:pPr>
+      <w:rPr>
+        <w:rFonts w:ascii="Courier New" w:hAnsi="Courier New" w:cs="Courier New" w:hint="default"/>
+      </w:rPr>
+    </w:lvl>
+    <w:lvl w:ilvl="2" w:tplc="04090005" w:tentative="1">
+      <w:start w:val="1"/>
+      <w:numFmt w:val="bullet"/>
+      <w:lvlText w:val=""/>
+      <w:lvlJc w:val="left"/>
+      <w:pPr>
+        <w:ind w:left="2160" w:hanging="360"/>
+      </w:pPr>
+      <w:rPr>
+        <w:rFonts w:ascii="Wingdings" w:hAnsi="Wingdings" w:hint="default"/>
+      </w:rPr>
+    </w:lvl>
+    <w:lvl w:ilvl="3" w:tplc="04090001" w:tentative="1">
+      <w:start w:val="1"/>
+      <w:numFmt w:val="bullet"/>
+      <w:lvlText w:val=""/>
+      <w:lvlJc w:val="left"/>
+      <w:pPr>
+        <w:ind w:left="2880" w:hanging="360"/>
+      </w:pPr>
+      <w:rPr>
+        <w:rFonts w:ascii="Symbol" w:hAnsi="Symbol" w:hint="default"/>
+      </w:rPr>
+    </w:lvl>
+    <w:lvl w:ilvl="4" w:tplc="04090003" w:tentative="1">
+      <w:start w:val="1"/>
+      <w:numFmt w:val="bullet"/>
+      <w:lvlText w:val="o"/>
+      <w:lvlJc w:val="left"/>
+      <w:pPr>
+        <w:ind w:left="3600" w:hanging="360"/>
+      </w:pPr>
+      <w:rPr>
+        <w:rFonts w:ascii="Courier New" w:hAnsi="Courier New" w:cs="Courier New" w:hint="default"/>
+      </w:rPr>
+    </w:lvl>
+    <w:lvl w:ilvl="5" w:tplc="04090005" w:tentative="1">
+      <w:start w:val="1"/>
+      <w:numFmt w:val="bullet"/>
+      <w:lvlText w:val=""/>
+      <w:lvlJc w:val="left"/>
+      <w:pPr>
+        <w:ind w:left="4320" w:hanging="360"/>
+      </w:pPr>
+      <w:rPr>
+        <w:rFonts w:ascii="Wingdings" w:hAnsi="Wingdings" w:hint="default"/>
+      </w:rPr>
+    </w:lvl>
+    <w:lvl w:ilvl="6" w:tplc="04090001" w:tentative="1">
+      <w:start w:val="1"/>
+      <w:numFmt w:val="bullet"/>
+      <w:lvlText w:val=""/>
+      <w:lvlJc w:val="left"/>
+      <w:pPr>
+        <w:ind w:left="5040" w:hanging="360"/>
+      </w:pPr>
+      <w:rPr>
+        <w:rFonts w:ascii="Symbol" w:hAnsi="Symbol" w:hint="default"/>
+      </w:rPr>
+    </w:lvl>
+    <w:lvl w:ilvl="7" w:tplc="04090003" w:tentative="1">
+      <w:start w:val="1"/>
+      <w:numFmt w:val="bullet"/>
+      <w:lvlText w:val="o"/>
+      <w:lvlJc w:val="left"/>
+      <w:pPr>
+        <w:ind w:left="5760" w:hanging="360"/>
+      </w:pPr>
+      <w:rPr>
+        <w:rFonts w:ascii="Courier New" w:hAnsi="Courier New" w:cs="Courier New" w:hint="default"/>
+      </w:rPr>
+    </w:lvl>
+    <w:lvl w:ilvl="8" w:tplc="04090005" w:tentative="1">
+      <w:start w:val="1"/>
+      <w:numFmt w:val="bullet"/>
+      <w:lvlText w:val=""/>
+      <w:lvlJc w:val="left"/>
+      <w:pPr>
+        <w:ind w:left="6480" w:hanging="360"/>
+      </w:pPr>
+      <w:rPr>
+        <w:rFonts w:ascii="Wingdings" w:hAnsi="Wingdings" w:hint="default"/>
+      </w:rPr>
+    </w:lvl>
+  </w:abstractNum>
+  <w:abstractNum w:abstractNumId="6" w15:restartNumberingAfterBreak="0">
+    <w:nsid w:val="54CC697F"/>
+    <w:multiLevelType w:val="hybridMultilevel"/>
+    <w:tmpl w:val="F8CC6356"/>
+    <w:lvl w:ilvl="0" w:tplc="67A0D15C">
+      <w:numFmt w:val="bullet"/>
+      <w:lvlText w:val="-"/>
+      <w:lvlJc w:val="left"/>
+      <w:pPr>
+        <w:ind w:left="720" w:hanging="360"/>
+      </w:pPr>
+      <w:rPr>
+        <w:rFonts w:ascii="Verdana" w:eastAsia="Times New Roman" w:hAnsi="Verdana" w:cs="Times New Roman" w:hint="default"/>
+      </w:rPr>
+    </w:lvl>
+    <w:lvl w:ilvl="1" w:tplc="04090003" w:tentative="1">
+      <w:start w:val="1"/>
+      <w:numFmt w:val="bullet"/>
+      <w:lvlText w:val="o"/>
+      <w:lvlJc w:val="left"/>
+      <w:pPr>
+        <w:ind w:left="1440" w:hanging="360"/>
+      </w:pPr>
+      <w:rPr>
+        <w:rFonts w:ascii="Courier New" w:hAnsi="Courier New" w:cs="Courier New" w:hint="default"/>
+      </w:rPr>
+    </w:lvl>
+    <w:lvl w:ilvl="2" w:tplc="04090005" w:tentative="1">
+      <w:start w:val="1"/>
+      <w:numFmt w:val="bullet"/>
+      <w:lvlText w:val=""/>
+      <w:lvlJc w:val="left"/>
+      <w:pPr>
+        <w:ind w:left="2160" w:hanging="360"/>
+      </w:pPr>
+      <w:rPr>
+        <w:rFonts w:ascii="Wingdings" w:hAnsi="Wingdings" w:hint="default"/>
+      </w:rPr>
+    </w:lvl>
+    <w:lvl w:ilvl="3" w:tplc="04090001" w:tentative="1">
+      <w:start w:val="1"/>
+      <w:numFmt w:val="bullet"/>
+      <w:lvlText w:val=""/>
+      <w:lvlJc w:val="left"/>
+      <w:pPr>
+        <w:ind w:left="2880" w:hanging="360"/>
+      </w:pPr>
+      <w:rPr>
+        <w:rFonts w:ascii="Symbol" w:hAnsi="Symbol" w:hint="default"/>
+      </w:rPr>
+    </w:lvl>
+    <w:lvl w:ilvl="4" w:tplc="04090003" w:tentative="1">
+      <w:start w:val="1"/>
+      <w:numFmt w:val="bullet"/>
+      <w:lvlText w:val="o"/>
+      <w:lvlJc w:val="left"/>
+      <w:pPr>
+        <w:ind w:left="3600" w:hanging="360"/>
+      </w:pPr>
+      <w:rPr>
+        <w:rFonts w:ascii="Courier New" w:hAnsi="Courier New" w:cs="Courier New" w:hint="default"/>
+      </w:rPr>
+    </w:lvl>
+    <w:lvl w:ilvl="5" w:tplc="04090005" w:tentative="1">
+      <w:start w:val="1"/>
+      <w:numFmt w:val="bullet"/>
+      <w:lvlText w:val=""/>
+      <w:lvlJc w:val="left"/>
+      <w:pPr>
+        <w:ind w:left="4320" w:hanging="360"/>
+      </w:pPr>
+      <w:rPr>
+        <w:rFonts w:ascii="Wingdings" w:hAnsi="Wingdings" w:hint="default"/>
+      </w:rPr>
+    </w:lvl>
+    <w:lvl w:ilvl="6" w:tplc="04090001" w:tentative="1">
+      <w:start w:val="1"/>
+      <w:numFmt w:val="bullet"/>
+      <w:lvlText w:val=""/>
+      <w:lvlJc w:val="left"/>
+      <w:pPr>
+        <w:ind w:left="5040" w:hanging="360"/>
+      </w:pPr>
+      <w:rPr>
+        <w:rFonts w:ascii="Symbol" w:hAnsi="Symbol" w:hint="default"/>
+      </w:rPr>
+    </w:lvl>
+    <w:lvl w:ilvl="7" w:tplc="04090003" w:tentative="1">
+      <w:start w:val="1"/>
+      <w:numFmt w:val="bullet"/>
+      <w:lvlText w:val="o"/>
+      <w:lvlJc w:val="left"/>
+      <w:pPr>
+        <w:ind w:left="5760" w:hanging="360"/>
+      </w:pPr>
+      <w:rPr>
+        <w:rFonts w:ascii="Courier New" w:hAnsi="Courier New" w:cs="Courier New" w:hint="default"/>
+      </w:rPr>
+    </w:lvl>
+    <w:lvl w:ilvl="8" w:tplc="04090005" w:tentative="1">
+      <w:start w:val="1"/>
+      <w:numFmt w:val="bullet"/>
+      <w:lvlText w:val=""/>
+      <w:lvlJc w:val="left"/>
+      <w:pPr>
+        <w:ind w:left="6480" w:hanging="360"/>
+      </w:pPr>
+      <w:rPr>
+        <w:rFonts w:ascii="Wingdings" w:hAnsi="Wingdings" w:hint="default"/>
+      </w:rPr>
+    </w:lvl>
+  </w:abstractNum>
+  <w:abstractNum w:abstractNumId="7" w15:restartNumberingAfterBreak="0">
+    <w:nsid w:val="572A3130"/>
+    <w:multiLevelType w:val="hybridMultilevel"/>
+    <w:tmpl w:val="9818752C"/>
+    <w:lvl w:ilvl="0" w:tplc="67A0D15C">
+      <w:numFmt w:val="bullet"/>
+      <w:lvlText w:val="-"/>
+      <w:lvlJc w:val="left"/>
+      <w:pPr>
+        <w:ind w:left="720" w:hanging="360"/>
+      </w:pPr>
+      <w:rPr>
+        <w:rFonts w:ascii="Verdana" w:eastAsia="Times New Roman" w:hAnsi="Verdana" w:cs="Times New Roman" w:hint="default"/>
+      </w:rPr>
+    </w:lvl>
+    <w:lvl w:ilvl="1" w:tplc="04090003" w:tentative="1">
+      <w:start w:val="1"/>
+      <w:numFmt w:val="bullet"/>
+      <w:lvlText w:val="o"/>
+      <w:lvlJc w:val="left"/>
+      <w:pPr>
+        <w:ind w:left="1440" w:hanging="360"/>
+      </w:pPr>
+      <w:rPr>
+        <w:rFonts w:ascii="Courier New" w:hAnsi="Courier New" w:cs="Courier New" w:hint="default"/>
+      </w:rPr>
+    </w:lvl>
+    <w:lvl w:ilvl="2" w:tplc="04090005" w:tentative="1">
+      <w:start w:val="1"/>
+      <w:numFmt w:val="bullet"/>
+      <w:lvlText w:val=""/>
+      <w:lvlJc w:val="left"/>
+      <w:pPr>
+        <w:ind w:left="2160" w:hanging="360"/>
+      </w:pPr>
+      <w:rPr>
+        <w:rFonts w:ascii="Wingdings" w:hAnsi="Wingdings" w:hint="default"/>
+      </w:rPr>
+    </w:lvl>
+    <w:lvl w:ilvl="3" w:tplc="04090001" w:tentative="1">
+      <w:start w:val="1"/>
+      <w:numFmt w:val="bullet"/>
+      <w:lvlText w:val=""/>
+      <w:lvlJc w:val="left"/>
+      <w:pPr>
+        <w:ind w:left="2880" w:hanging="360"/>
+      </w:pPr>
+      <w:rPr>
+        <w:rFonts w:ascii="Symbol" w:hAnsi="Symbol" w:hint="default"/>
+      </w:rPr>
+    </w:lvl>
+    <w:lvl w:ilvl="4" w:tplc="04090003" w:tentative="1">
+      <w:start w:val="1"/>
+      <w:numFmt w:val="bullet"/>
+      <w:lvlText w:val="o"/>
+      <w:lvlJc w:val="left"/>
+      <w:pPr>
+        <w:ind w:left="3600" w:hanging="360"/>
+      </w:pPr>
+      <w:rPr>
+        <w:rFonts w:ascii="Courier New" w:hAnsi="Courier New" w:cs="Courier New" w:hint="default"/>
+      </w:rPr>
+    </w:lvl>
+    <w:lvl w:ilvl="5" w:tplc="04090005" w:tentative="1">
+      <w:start w:val="1"/>
+      <w:numFmt w:val="bullet"/>
+      <w:lvlText w:val=""/>
+      <w:lvlJc w:val="left"/>
+      <w:pPr>
+        <w:ind w:left="4320" w:hanging="360"/>
+      </w:pPr>
+      <w:rPr>
+        <w:rFonts w:ascii="Wingdings" w:hAnsi="Wingdings" w:hint="default"/>
+      </w:rPr>
+    </w:lvl>
+    <w:lvl w:ilvl="6" w:tplc="04090001" w:tentative="1">
+      <w:start w:val="1"/>
+      <w:numFmt w:val="bullet"/>
+      <w:lvlText w:val=""/>
+      <w:lvlJc w:val="left"/>
+      <w:pPr>
+        <w:ind w:left="5040" w:hanging="360"/>
+      </w:pPr>
+      <w:rPr>
+        <w:rFonts w:ascii="Symbol" w:hAnsi="Symbol" w:hint="default"/>
+      </w:rPr>
+    </w:lvl>
+    <w:lvl w:ilvl="7" w:tplc="04090003" w:tentative="1">
+      <w:start w:val="1"/>
+      <w:numFmt w:val="bullet"/>
+      <w:lvlText w:val="o"/>
+      <w:lvlJc w:val="left"/>
+      <w:pPr>
+        <w:ind w:left="5760" w:hanging="360"/>
+      </w:pPr>
+      <w:rPr>
+        <w:rFonts w:ascii="Courier New" w:hAnsi="Courier New" w:cs="Courier New" w:hint="default"/>
+      </w:rPr>
+    </w:lvl>
+    <w:lvl w:ilvl="8" w:tplc="04090005" w:tentative="1">
+      <w:start w:val="1"/>
+      <w:numFmt w:val="bullet"/>
+      <w:lvlText w:val=""/>
+      <w:lvlJc w:val="left"/>
+      <w:pPr>
+        <w:ind w:left="6480" w:hanging="360"/>
+      </w:pPr>
+      <w:rPr>
+        <w:rFonts w:ascii="Wingdings" w:hAnsi="Wingdings" w:hint="default"/>
+      </w:rPr>
+    </w:lvl>
+  </w:abstractNum>
+  <w:abstractNum w:abstractNumId="8" w15:restartNumberingAfterBreak="0">
+    <w:nsid w:val="5CD92801"/>
+    <w:multiLevelType w:val="hybridMultilevel"/>
+    <w:tmpl w:val="0E9E0656"/>
+    <w:lvl w:ilvl="0" w:tplc="67A0D15C">
+      <w:numFmt w:val="bullet"/>
+      <w:lvlText w:val="-"/>
+      <w:lvlJc w:val="left"/>
+      <w:pPr>
+        <w:ind w:left="720" w:hanging="360"/>
+      </w:pPr>
+      <w:rPr>
+        <w:rFonts w:ascii="Verdana" w:eastAsia="Times New Roman" w:hAnsi="Verdana" w:cs="Times New Roman" w:hint="default"/>
+      </w:rPr>
+    </w:lvl>
+    <w:lvl w:ilvl="1" w:tplc="04090003" w:tentative="1">
+      <w:start w:val="1"/>
+      <w:numFmt w:val="bullet"/>
+      <w:lvlText w:val="o"/>
+      <w:lvlJc w:val="left"/>
+      <w:pPr>
+        <w:ind w:left="1440" w:hanging="360"/>
+      </w:pPr>
+      <w:rPr>
+        <w:rFonts w:ascii="Courier New" w:hAnsi="Courier New" w:cs="Courier New" w:hint="default"/>
+      </w:rPr>
+    </w:lvl>
+    <w:lvl w:ilvl="2" w:tplc="04090005" w:tentative="1">
+      <w:start w:val="1"/>
+      <w:numFmt w:val="bullet"/>
+      <w:lvlText w:val=""/>
+      <w:lvlJc w:val="left"/>
+      <w:pPr>
+        <w:ind w:left="2160" w:hanging="360"/>
+      </w:pPr>
+      <w:rPr>
+        <w:rFonts w:ascii="Wingdings" w:hAnsi="Wingdings" w:hint="default"/>
+      </w:rPr>
+    </w:lvl>
+    <w:lvl w:ilvl="3" w:tplc="04090001" w:tentative="1">
+      <w:start w:val="1"/>
+      <w:numFmt w:val="bullet"/>
+      <w:lvlText w:val=""/>
+      <w:lvlJc w:val="left"/>
+      <w:pPr>
+        <w:ind w:left="2880" w:hanging="360"/>
+      </w:pPr>
+      <w:rPr>
+        <w:rFonts w:ascii="Symbol" w:hAnsi="Symbol" w:hint="default"/>
+      </w:rPr>
+    </w:lvl>
+    <w:lvl w:ilvl="4" w:tplc="04090003" w:tentative="1">
+      <w:start w:val="1"/>
+      <w:numFmt w:val="bullet"/>
+      <w:lvlText w:val="o"/>
+      <w:lvlJc w:val="left"/>
+      <w:pPr>
+        <w:ind w:left="3600" w:hanging="360"/>
+      </w:pPr>
+      <w:rPr>
+        <w:rFonts w:ascii="Courier New" w:hAnsi="Courier New" w:cs="Courier New" w:hint="default"/>
+      </w:rPr>
+    </w:lvl>
+    <w:lvl w:ilvl="5" w:tplc="04090005" w:tentative="1">
+      <w:start w:val="1"/>
+      <w:numFmt w:val="bullet"/>
+      <w:lvlText w:val=""/>
+      <w:lvlJc w:val="left"/>
+      <w:pPr>
+        <w:ind w:left="4320" w:hanging="360"/>
+      </w:pPr>
+      <w:rPr>
+        <w:rFonts w:ascii="Wingdings" w:hAnsi="Wingdings" w:hint="default"/>
+      </w:rPr>
+    </w:lvl>
+    <w:lvl w:ilvl="6" w:tplc="04090001" w:tentative="1">
+      <w:start w:val="1"/>
+      <w:numFmt w:val="bullet"/>
+      <w:lvlText w:val=""/>
+      <w:lvlJc w:val="left"/>
+      <w:pPr>
+        <w:ind w:left="5040" w:hanging="360"/>
+      </w:pPr>
+      <w:rPr>
+        <w:rFonts w:ascii="Symbol" w:hAnsi="Symbol" w:hint="default"/>
+      </w:rPr>
+    </w:lvl>
+    <w:lvl w:ilvl="7" w:tplc="04090003" w:tentative="1">
+      <w:start w:val="1"/>
+      <w:numFmt w:val="bullet"/>
+      <w:lvlText w:val="o"/>
+      <w:lvlJc w:val="left"/>
+      <w:pPr>
+        <w:ind w:left="5760" w:hanging="360"/>
+      </w:pPr>
+      <w:rPr>
+        <w:rFonts w:ascii="Courier New" w:hAnsi="Courier New" w:cs="Courier New" w:hint="default"/>
+      </w:rPr>
+    </w:lvl>
+    <w:lvl w:ilvl="8" w:tplc="04090005" w:tentative="1">
+      <w:start w:val="1"/>
+      <w:numFmt w:val="bullet"/>
+      <w:lvlText w:val=""/>
+      <w:lvlJc w:val="left"/>
+      <w:pPr>
+        <w:ind w:left="6480" w:hanging="360"/>
+      </w:pPr>
+      <w:rPr>
+        <w:rFonts w:ascii="Wingdings" w:hAnsi="Wingdings" w:hint="default"/>
+      </w:rPr>
+    </w:lvl>
+  </w:abstractNum>
+  <w:abstractNum w:abstractNumId="9" w15:restartNumberingAfterBreak="0">
+    <w:nsid w:val="76125A36"/>
+    <w:multiLevelType w:val="hybridMultilevel"/>
+    <w:tmpl w:val="4B7A180E"/>
+    <w:lvl w:ilvl="0" w:tplc="04090001">
+      <w:start w:val="1"/>
+      <w:numFmt w:val="bullet"/>
+      <w:lvlText w:val=""/>
+      <w:lvlJc w:val="left"/>
+      <w:pPr>
+        <w:ind w:left="720" w:hanging="360"/>
+      </w:pPr>
+      <w:rPr>
+        <w:rFonts w:ascii="Symbol" w:hAnsi="Symbol" w:hint="default"/>
+      </w:rPr>
+    </w:lvl>
+    <w:lvl w:ilvl="1" w:tplc="04090003" w:tentative="1">
+      <w:start w:val="1"/>
+      <w:numFmt w:val="bullet"/>
+      <w:lvlText w:val="o"/>
+      <w:lvlJc w:val="left"/>
+      <w:pPr>
+        <w:ind w:left="1440" w:hanging="360"/>
+      </w:pPr>
+      <w:rPr>
+        <w:rFonts w:ascii="Courier New" w:hAnsi="Courier New" w:cs="Courier New" w:hint="default"/>
+      </w:rPr>
+    </w:lvl>
+    <w:lvl w:ilvl="2" w:tplc="04090005" w:tentative="1">
+      <w:start w:val="1"/>
+      <w:numFmt w:val="bullet"/>
+      <w:lvlText w:val=""/>
+      <w:lvlJc w:val="left"/>
+      <w:pPr>
+        <w:ind w:left="2160" w:hanging="360"/>
+      </w:pPr>
+      <w:rPr>
+        <w:rFonts w:ascii="Wingdings" w:hAnsi="Wingdings" w:hint="default"/>
+      </w:rPr>
+    </w:lvl>
+    <w:lvl w:ilvl="3" w:tplc="04090001" w:tentative="1">
+      <w:start w:val="1"/>
+      <w:numFmt w:val="bullet"/>
+      <w:lvlText w:val=""/>
+      <w:lvlJc w:val="left"/>
+      <w:pPr>
+        <w:ind w:left="2880" w:hanging="360"/>
+      </w:pPr>
+      <w:rPr>
+        <w:rFonts w:ascii="Symbol" w:hAnsi="Symbol" w:hint="default"/>
+      </w:rPr>
+    </w:lvl>
+    <w:lvl w:ilvl="4" w:tplc="04090003" w:tentative="1">
+      <w:start w:val="1"/>
+      <w:numFmt w:val="bullet"/>
+      <w:lvlText w:val="o"/>
+      <w:lvlJc w:val="left"/>
+      <w:pPr>
+        <w:ind w:left="3600" w:hanging="360"/>
+      </w:pPr>
+      <w:rPr>
+        <w:rFonts w:ascii="Courier New" w:hAnsi="Courier New" w:cs="Courier New" w:hint="default"/>
+      </w:rPr>
+    </w:lvl>
+    <w:lvl w:ilvl="5" w:tplc="04090005" w:tentative="1">
+      <w:start w:val="1"/>
+      <w:numFmt w:val="bullet"/>
+      <w:lvlText w:val=""/>
+      <w:lvlJc w:val="left"/>
+      <w:pPr>
+        <w:ind w:left="4320" w:hanging="360"/>
+      </w:pPr>
+      <w:rPr>
+        <w:rFonts w:ascii="Wingdings" w:hAnsi="Wingdings" w:hint="default"/>
+      </w:rPr>
+    </w:lvl>
+    <w:lvl w:ilvl="6" w:tplc="04090001" w:tentative="1">
+      <w:start w:val="1"/>
+      <w:numFmt w:val="bullet"/>
+      <w:lvlText w:val=""/>
+      <w:lvlJc w:val="left"/>
+      <w:pPr>
+        <w:ind w:left="5040" w:hanging="360"/>
+      </w:pPr>
+      <w:rPr>
+        <w:rFonts w:ascii="Symbol" w:hAnsi="Symbol" w:hint="default"/>
+      </w:rPr>
+    </w:lvl>
+    <w:lvl w:ilvl="7" w:tplc="04090003" w:tentative="1">
+      <w:start w:val="1"/>
+      <w:numFmt w:val="bullet"/>
+      <w:lvlText w:val="o"/>
+      <w:lvlJc w:val="left"/>
+      <w:pPr>
+        <w:ind w:left="5760" w:hanging="360"/>
+      </w:pPr>
+      <w:rPr>
+        <w:rFonts w:ascii="Courier New" w:hAnsi="Courier New" w:cs="Courier New" w:hint="default"/>
+      </w:rPr>
+    </w:lvl>
+    <w:lvl w:ilvl="8" w:tplc="04090005" w:tentative="1">
+      <w:start w:val="1"/>
+      <w:numFmt w:val="bullet"/>
+      <w:lvlText w:val=""/>
+      <w:lvlJc w:val="left"/>
+      <w:pPr>
+        <w:ind w:left="6480" w:hanging="360"/>
+      </w:pPr>
+      <w:rPr>
+        <w:rFonts w:ascii="Wingdings" w:hAnsi="Wingdings" w:hint="default"/>
+      </w:rPr>
+    </w:lvl>
+  </w:abstractNum>
+  <w:abstractNum w:abstractNumId="10" w15:restartNumberingAfterBreak="0">
+    <w:nsid w:val="7A921877"/>
+    <w:multiLevelType w:val="multilevel"/>
+    <w:tmpl w:val="6E620168"/>
+    <w:lvl w:ilvl="0">
+      <w:start w:val="1"/>
+      <w:numFmt w:val="bullet"/>
+      <w:lvlText w:val=""/>
+      <w:lvlJc w:val="left"/>
+      <w:pPr>
+        <w:tabs>
+          <w:tab w:val="num" w:pos="720"/>
+        </w:tabs>
+        <w:ind w:left="720" w:hanging="360"/>
+      </w:pPr>
+      <w:rPr>
+        <w:rFonts w:ascii="Symbol" w:hAnsi="Symbol" w:hint="default"/>
+        <w:sz w:val="20"/>
+      </w:rPr>
+    </w:lvl>
+    <w:lvl w:ilvl="1">
+      <w:start w:val="1"/>
+      <w:numFmt w:val="bullet"/>
+      <w:lvlText w:val="o"/>
+      <w:lvlJc w:val="left"/>
+      <w:pPr>
+        <w:tabs>
+          <w:tab w:val="num" w:pos="1440"/>
+        </w:tabs>
+        <w:ind w:left="1440" w:hanging="360"/>
+      </w:pPr>
+      <w:rPr>
+        <w:rFonts w:ascii="Courier New" w:hAnsi="Courier New" w:hint="default"/>
+        <w:sz w:val="20"/>
+      </w:rPr>
+    </w:lvl>
+    <w:lvl w:ilvl="2" w:tentative="1">
+      <w:start w:val="1"/>
+      <w:numFmt w:val="bullet"/>
+      <w:lvlText w:val=""/>
+      <w:lvlJc w:val="left"/>
+      <w:pPr>
+        <w:tabs>
+          <w:tab w:val="num" w:pos="2160"/>
+        </w:tabs>
+        <w:ind w:left="2160" w:hanging="360"/>
+      </w:pPr>
+      <w:rPr>
+        <w:rFonts w:ascii="Wingdings" w:hAnsi="Wingdings" w:hint="default"/>
+        <w:sz w:val="20"/>
+      </w:rPr>
+    </w:lvl>
+    <w:lvl w:ilvl="3" w:tentative="1">
+      <w:start w:val="1"/>
+      <w:numFmt w:val="bullet"/>
+      <w:lvlText w:val=""/>
+      <w:lvlJc w:val="left"/>
+      <w:pPr>
+        <w:tabs>
+          <w:tab w:val="num" w:pos="2880"/>
+        </w:tabs>
+        <w:ind w:left="2880" w:hanging="360"/>
+      </w:pPr>
+      <w:rPr>
+        <w:rFonts w:ascii="Wingdings" w:hAnsi="Wingdings" w:hint="default"/>
+        <w:sz w:val="20"/>
+      </w:rPr>
+    </w:lvl>
+    <w:lvl w:ilvl="4" w:tentative="1">
+      <w:start w:val="1"/>
+      <w:numFmt w:val="bullet"/>
+      <w:lvlText w:val=""/>
+      <w:lvlJc w:val="left"/>
+      <w:pPr>
+        <w:tabs>
+          <w:tab w:val="num" w:pos="3600"/>
+        </w:tabs>
+        <w:ind w:left="3600" w:hanging="360"/>
+      </w:pPr>
+      <w:rPr>
         <w:rFonts w:ascii="Wingdings" w:hAnsi="Wingdings" w:hint="default"/>
         <w:sz w:val="20"/>
       </w:rPr>
@@ -3195,1343 +3819,7 @@
       </w:rPr>
     </w:lvl>
   </w:abstractNum>
-  <w:abstractNum w:abstractNumId="6" w15:restartNumberingAfterBreak="0">
-    <w:nsid w:val="4C371070"/>
-    <w:multiLevelType w:val="multilevel"/>
-    <w:tmpl w:val="E910B2A0"/>
-    <w:lvl w:ilvl="0">
-      <w:start w:val="1"/>
-      <w:numFmt w:val="decimal"/>
-      <w:pStyle w:val="NumberedHeading2"/>
-      <w:lvlText w:val="%1)"/>
-      <w:lvlJc w:val="left"/>
-      <w:pPr>
-        <w:tabs>
-          <w:tab w:val="num" w:pos="720"/>
-        </w:tabs>
-        <w:ind w:left="720" w:hanging="360"/>
-      </w:pPr>
-      <w:rPr>
-        <w:rFonts w:hint="default"/>
-      </w:rPr>
-    </w:lvl>
-    <w:lvl w:ilvl="1">
-      <w:start w:val="1"/>
-      <w:numFmt w:val="lowerLetter"/>
-      <w:lvlText w:val="%2)"/>
-      <w:lvlJc w:val="left"/>
-      <w:pPr>
-        <w:tabs>
-          <w:tab w:val="num" w:pos="1080"/>
-        </w:tabs>
-        <w:ind w:left="1080" w:hanging="360"/>
-      </w:pPr>
-      <w:rPr>
-        <w:rFonts w:hint="default"/>
-      </w:rPr>
-    </w:lvl>
-    <w:lvl w:ilvl="2">
-      <w:start w:val="1"/>
-      <w:numFmt w:val="lowerRoman"/>
-      <w:lvlText w:val="%3)"/>
-      <w:lvlJc w:val="left"/>
-      <w:pPr>
-        <w:tabs>
-          <w:tab w:val="num" w:pos="1440"/>
-        </w:tabs>
-        <w:ind w:left="1440" w:hanging="360"/>
-      </w:pPr>
-      <w:rPr>
-        <w:rFonts w:hint="default"/>
-      </w:rPr>
-    </w:lvl>
-    <w:lvl w:ilvl="3">
-      <w:start w:val="1"/>
-      <w:numFmt w:val="decimal"/>
-      <w:lvlText w:val="(%4)"/>
-      <w:lvlJc w:val="left"/>
-      <w:pPr>
-        <w:tabs>
-          <w:tab w:val="num" w:pos="1800"/>
-        </w:tabs>
-        <w:ind w:left="1800" w:hanging="360"/>
-      </w:pPr>
-      <w:rPr>
-        <w:rFonts w:hint="default"/>
-      </w:rPr>
-    </w:lvl>
-    <w:lvl w:ilvl="4">
-      <w:start w:val="1"/>
-      <w:numFmt w:val="lowerLetter"/>
-      <w:lvlText w:val="(%5)"/>
-      <w:lvlJc w:val="left"/>
-      <w:pPr>
-        <w:tabs>
-          <w:tab w:val="num" w:pos="2160"/>
-        </w:tabs>
-        <w:ind w:left="2160" w:hanging="360"/>
-      </w:pPr>
-      <w:rPr>
-        <w:rFonts w:hint="default"/>
-      </w:rPr>
-    </w:lvl>
-    <w:lvl w:ilvl="5">
-      <w:start w:val="1"/>
-      <w:numFmt w:val="lowerRoman"/>
-      <w:lvlText w:val="(%6)"/>
-      <w:lvlJc w:val="left"/>
-      <w:pPr>
-        <w:tabs>
-          <w:tab w:val="num" w:pos="2520"/>
-        </w:tabs>
-        <w:ind w:left="2520" w:hanging="360"/>
-      </w:pPr>
-      <w:rPr>
-        <w:rFonts w:hint="default"/>
-      </w:rPr>
-    </w:lvl>
-    <w:lvl w:ilvl="6">
-      <w:start w:val="1"/>
-      <w:numFmt w:val="decimal"/>
-      <w:lvlText w:val="%7."/>
-      <w:lvlJc w:val="left"/>
-      <w:pPr>
-        <w:tabs>
-          <w:tab w:val="num" w:pos="2880"/>
-        </w:tabs>
-        <w:ind w:left="2880" w:hanging="360"/>
-      </w:pPr>
-      <w:rPr>
-        <w:rFonts w:hint="default"/>
-      </w:rPr>
-    </w:lvl>
-    <w:lvl w:ilvl="7">
-      <w:start w:val="1"/>
-      <w:numFmt w:val="lowerLetter"/>
-      <w:lvlText w:val="%8."/>
-      <w:lvlJc w:val="left"/>
-      <w:pPr>
-        <w:tabs>
-          <w:tab w:val="num" w:pos="3240"/>
-        </w:tabs>
-        <w:ind w:left="3240" w:hanging="360"/>
-      </w:pPr>
-      <w:rPr>
-        <w:rFonts w:hint="default"/>
-      </w:rPr>
-    </w:lvl>
-    <w:lvl w:ilvl="8">
-      <w:start w:val="1"/>
-      <w:numFmt w:val="lowerRoman"/>
-      <w:lvlText w:val="%9."/>
-      <w:lvlJc w:val="left"/>
-      <w:pPr>
-        <w:tabs>
-          <w:tab w:val="num" w:pos="3600"/>
-        </w:tabs>
-        <w:ind w:left="3600" w:hanging="360"/>
-      </w:pPr>
-      <w:rPr>
-        <w:rFonts w:hint="default"/>
-      </w:rPr>
-    </w:lvl>
-  </w:abstractNum>
-  <w:abstractNum w:abstractNumId="7" w15:restartNumberingAfterBreak="0">
-    <w:nsid w:val="4E4E476F"/>
-    <w:multiLevelType w:val="hybridMultilevel"/>
-    <w:tmpl w:val="74A8F424"/>
-    <w:lvl w:ilvl="0" w:tplc="67A0D15C">
-      <w:numFmt w:val="bullet"/>
-      <w:lvlText w:val="-"/>
-      <w:lvlJc w:val="left"/>
-      <w:pPr>
-        <w:ind w:left="720" w:hanging="360"/>
-      </w:pPr>
-      <w:rPr>
-        <w:rFonts w:ascii="Verdana" w:eastAsia="Times New Roman" w:hAnsi="Verdana" w:cs="Times New Roman" w:hint="default"/>
-      </w:rPr>
-    </w:lvl>
-    <w:lvl w:ilvl="1" w:tplc="04090003" w:tentative="1">
-      <w:start w:val="1"/>
-      <w:numFmt w:val="bullet"/>
-      <w:lvlText w:val="o"/>
-      <w:lvlJc w:val="left"/>
-      <w:pPr>
-        <w:ind w:left="1440" w:hanging="360"/>
-      </w:pPr>
-      <w:rPr>
-        <w:rFonts w:ascii="Courier New" w:hAnsi="Courier New" w:cs="Courier New" w:hint="default"/>
-      </w:rPr>
-    </w:lvl>
-    <w:lvl w:ilvl="2" w:tplc="04090005" w:tentative="1">
-      <w:start w:val="1"/>
-      <w:numFmt w:val="bullet"/>
-      <w:lvlText w:val=""/>
-      <w:lvlJc w:val="left"/>
-      <w:pPr>
-        <w:ind w:left="2160" w:hanging="360"/>
-      </w:pPr>
-      <w:rPr>
-        <w:rFonts w:ascii="Wingdings" w:hAnsi="Wingdings" w:hint="default"/>
-      </w:rPr>
-    </w:lvl>
-    <w:lvl w:ilvl="3" w:tplc="04090001" w:tentative="1">
-      <w:start w:val="1"/>
-      <w:numFmt w:val="bullet"/>
-      <w:lvlText w:val=""/>
-      <w:lvlJc w:val="left"/>
-      <w:pPr>
-        <w:ind w:left="2880" w:hanging="360"/>
-      </w:pPr>
-      <w:rPr>
-        <w:rFonts w:ascii="Symbol" w:hAnsi="Symbol" w:hint="default"/>
-      </w:rPr>
-    </w:lvl>
-    <w:lvl w:ilvl="4" w:tplc="04090003" w:tentative="1">
-      <w:start w:val="1"/>
-      <w:numFmt w:val="bullet"/>
-      <w:lvlText w:val="o"/>
-      <w:lvlJc w:val="left"/>
-      <w:pPr>
-        <w:ind w:left="3600" w:hanging="360"/>
-      </w:pPr>
-      <w:rPr>
-        <w:rFonts w:ascii="Courier New" w:hAnsi="Courier New" w:cs="Courier New" w:hint="default"/>
-      </w:rPr>
-    </w:lvl>
-    <w:lvl w:ilvl="5" w:tplc="04090005" w:tentative="1">
-      <w:start w:val="1"/>
-      <w:numFmt w:val="bullet"/>
-      <w:lvlText w:val=""/>
-      <w:lvlJc w:val="left"/>
-      <w:pPr>
-        <w:ind w:left="4320" w:hanging="360"/>
-      </w:pPr>
-      <w:rPr>
-        <w:rFonts w:ascii="Wingdings" w:hAnsi="Wingdings" w:hint="default"/>
-      </w:rPr>
-    </w:lvl>
-    <w:lvl w:ilvl="6" w:tplc="04090001" w:tentative="1">
-      <w:start w:val="1"/>
-      <w:numFmt w:val="bullet"/>
-      <w:lvlText w:val=""/>
-      <w:lvlJc w:val="left"/>
-      <w:pPr>
-        <w:ind w:left="5040" w:hanging="360"/>
-      </w:pPr>
-      <w:rPr>
-        <w:rFonts w:ascii="Symbol" w:hAnsi="Symbol" w:hint="default"/>
-      </w:rPr>
-    </w:lvl>
-    <w:lvl w:ilvl="7" w:tplc="04090003" w:tentative="1">
-      <w:start w:val="1"/>
-      <w:numFmt w:val="bullet"/>
-      <w:lvlText w:val="o"/>
-      <w:lvlJc w:val="left"/>
-      <w:pPr>
-        <w:ind w:left="5760" w:hanging="360"/>
-      </w:pPr>
-      <w:rPr>
-        <w:rFonts w:ascii="Courier New" w:hAnsi="Courier New" w:cs="Courier New" w:hint="default"/>
-      </w:rPr>
-    </w:lvl>
-    <w:lvl w:ilvl="8" w:tplc="04090005" w:tentative="1">
-      <w:start w:val="1"/>
-      <w:numFmt w:val="bullet"/>
-      <w:lvlText w:val=""/>
-      <w:lvlJc w:val="left"/>
-      <w:pPr>
-        <w:ind w:left="6480" w:hanging="360"/>
-      </w:pPr>
-      <w:rPr>
-        <w:rFonts w:ascii="Wingdings" w:hAnsi="Wingdings" w:hint="default"/>
-      </w:rPr>
-    </w:lvl>
-  </w:abstractNum>
-  <w:abstractNum w:abstractNumId="8" w15:restartNumberingAfterBreak="0">
-    <w:nsid w:val="54CC697F"/>
-    <w:multiLevelType w:val="hybridMultilevel"/>
-    <w:tmpl w:val="F8CC6356"/>
-    <w:lvl w:ilvl="0" w:tplc="67A0D15C">
-      <w:numFmt w:val="bullet"/>
-      <w:lvlText w:val="-"/>
-      <w:lvlJc w:val="left"/>
-      <w:pPr>
-        <w:ind w:left="720" w:hanging="360"/>
-      </w:pPr>
-      <w:rPr>
-        <w:rFonts w:ascii="Verdana" w:eastAsia="Times New Roman" w:hAnsi="Verdana" w:cs="Times New Roman" w:hint="default"/>
-      </w:rPr>
-    </w:lvl>
-    <w:lvl w:ilvl="1" w:tplc="04090003" w:tentative="1">
-      <w:start w:val="1"/>
-      <w:numFmt w:val="bullet"/>
-      <w:lvlText w:val="o"/>
-      <w:lvlJc w:val="left"/>
-      <w:pPr>
-        <w:ind w:left="1440" w:hanging="360"/>
-      </w:pPr>
-      <w:rPr>
-        <w:rFonts w:ascii="Courier New" w:hAnsi="Courier New" w:cs="Courier New" w:hint="default"/>
-      </w:rPr>
-    </w:lvl>
-    <w:lvl w:ilvl="2" w:tplc="04090005" w:tentative="1">
-      <w:start w:val="1"/>
-      <w:numFmt w:val="bullet"/>
-      <w:lvlText w:val=""/>
-      <w:lvlJc w:val="left"/>
-      <w:pPr>
-        <w:ind w:left="2160" w:hanging="360"/>
-      </w:pPr>
-      <w:rPr>
-        <w:rFonts w:ascii="Wingdings" w:hAnsi="Wingdings" w:hint="default"/>
-      </w:rPr>
-    </w:lvl>
-    <w:lvl w:ilvl="3" w:tplc="04090001" w:tentative="1">
-      <w:start w:val="1"/>
-      <w:numFmt w:val="bullet"/>
-      <w:lvlText w:val=""/>
-      <w:lvlJc w:val="left"/>
-      <w:pPr>
-        <w:ind w:left="2880" w:hanging="360"/>
-      </w:pPr>
-      <w:rPr>
-        <w:rFonts w:ascii="Symbol" w:hAnsi="Symbol" w:hint="default"/>
-      </w:rPr>
-    </w:lvl>
-    <w:lvl w:ilvl="4" w:tplc="04090003" w:tentative="1">
-      <w:start w:val="1"/>
-      <w:numFmt w:val="bullet"/>
-      <w:lvlText w:val="o"/>
-      <w:lvlJc w:val="left"/>
-      <w:pPr>
-        <w:ind w:left="3600" w:hanging="360"/>
-      </w:pPr>
-      <w:rPr>
-        <w:rFonts w:ascii="Courier New" w:hAnsi="Courier New" w:cs="Courier New" w:hint="default"/>
-      </w:rPr>
-    </w:lvl>
-    <w:lvl w:ilvl="5" w:tplc="04090005" w:tentative="1">
-      <w:start w:val="1"/>
-      <w:numFmt w:val="bullet"/>
-      <w:lvlText w:val=""/>
-      <w:lvlJc w:val="left"/>
-      <w:pPr>
-        <w:ind w:left="4320" w:hanging="360"/>
-      </w:pPr>
-      <w:rPr>
-        <w:rFonts w:ascii="Wingdings" w:hAnsi="Wingdings" w:hint="default"/>
-      </w:rPr>
-    </w:lvl>
-    <w:lvl w:ilvl="6" w:tplc="04090001" w:tentative="1">
-      <w:start w:val="1"/>
-      <w:numFmt w:val="bullet"/>
-      <w:lvlText w:val=""/>
-      <w:lvlJc w:val="left"/>
-      <w:pPr>
-        <w:ind w:left="5040" w:hanging="360"/>
-      </w:pPr>
-      <w:rPr>
-        <w:rFonts w:ascii="Symbol" w:hAnsi="Symbol" w:hint="default"/>
-      </w:rPr>
-    </w:lvl>
-    <w:lvl w:ilvl="7" w:tplc="04090003" w:tentative="1">
-      <w:start w:val="1"/>
-      <w:numFmt w:val="bullet"/>
-      <w:lvlText w:val="o"/>
-      <w:lvlJc w:val="left"/>
-      <w:pPr>
-        <w:ind w:left="5760" w:hanging="360"/>
-      </w:pPr>
-      <w:rPr>
-        <w:rFonts w:ascii="Courier New" w:hAnsi="Courier New" w:cs="Courier New" w:hint="default"/>
-      </w:rPr>
-    </w:lvl>
-    <w:lvl w:ilvl="8" w:tplc="04090005" w:tentative="1">
-      <w:start w:val="1"/>
-      <w:numFmt w:val="bullet"/>
-      <w:lvlText w:val=""/>
-      <w:lvlJc w:val="left"/>
-      <w:pPr>
-        <w:ind w:left="6480" w:hanging="360"/>
-      </w:pPr>
-      <w:rPr>
-        <w:rFonts w:ascii="Wingdings" w:hAnsi="Wingdings" w:hint="default"/>
-      </w:rPr>
-    </w:lvl>
-  </w:abstractNum>
-  <w:abstractNum w:abstractNumId="9" w15:restartNumberingAfterBreak="0">
-    <w:nsid w:val="572A3130"/>
-    <w:multiLevelType w:val="hybridMultilevel"/>
-    <w:tmpl w:val="9818752C"/>
-    <w:lvl w:ilvl="0" w:tplc="67A0D15C">
-      <w:numFmt w:val="bullet"/>
-      <w:lvlText w:val="-"/>
-      <w:lvlJc w:val="left"/>
-      <w:pPr>
-        <w:ind w:left="720" w:hanging="360"/>
-      </w:pPr>
-      <w:rPr>
-        <w:rFonts w:ascii="Verdana" w:eastAsia="Times New Roman" w:hAnsi="Verdana" w:cs="Times New Roman" w:hint="default"/>
-      </w:rPr>
-    </w:lvl>
-    <w:lvl w:ilvl="1" w:tplc="04090003" w:tentative="1">
-      <w:start w:val="1"/>
-      <w:numFmt w:val="bullet"/>
-      <w:lvlText w:val="o"/>
-      <w:lvlJc w:val="left"/>
-      <w:pPr>
-        <w:ind w:left="1440" w:hanging="360"/>
-      </w:pPr>
-      <w:rPr>
-        <w:rFonts w:ascii="Courier New" w:hAnsi="Courier New" w:cs="Courier New" w:hint="default"/>
-      </w:rPr>
-    </w:lvl>
-    <w:lvl w:ilvl="2" w:tplc="04090005" w:tentative="1">
-      <w:start w:val="1"/>
-      <w:numFmt w:val="bullet"/>
-      <w:lvlText w:val=""/>
-      <w:lvlJc w:val="left"/>
-      <w:pPr>
-        <w:ind w:left="2160" w:hanging="360"/>
-      </w:pPr>
-      <w:rPr>
-        <w:rFonts w:ascii="Wingdings" w:hAnsi="Wingdings" w:hint="default"/>
-      </w:rPr>
-    </w:lvl>
-    <w:lvl w:ilvl="3" w:tplc="04090001" w:tentative="1">
-      <w:start w:val="1"/>
-      <w:numFmt w:val="bullet"/>
-      <w:lvlText w:val=""/>
-      <w:lvlJc w:val="left"/>
-      <w:pPr>
-        <w:ind w:left="2880" w:hanging="360"/>
-      </w:pPr>
-      <w:rPr>
-        <w:rFonts w:ascii="Symbol" w:hAnsi="Symbol" w:hint="default"/>
-      </w:rPr>
-    </w:lvl>
-    <w:lvl w:ilvl="4" w:tplc="04090003" w:tentative="1">
-      <w:start w:val="1"/>
-      <w:numFmt w:val="bullet"/>
-      <w:lvlText w:val="o"/>
-      <w:lvlJc w:val="left"/>
-      <w:pPr>
-        <w:ind w:left="3600" w:hanging="360"/>
-      </w:pPr>
-      <w:rPr>
-        <w:rFonts w:ascii="Courier New" w:hAnsi="Courier New" w:cs="Courier New" w:hint="default"/>
-      </w:rPr>
-    </w:lvl>
-    <w:lvl w:ilvl="5" w:tplc="04090005" w:tentative="1">
-      <w:start w:val="1"/>
-      <w:numFmt w:val="bullet"/>
-      <w:lvlText w:val=""/>
-      <w:lvlJc w:val="left"/>
-      <w:pPr>
-        <w:ind w:left="4320" w:hanging="360"/>
-      </w:pPr>
-      <w:rPr>
-        <w:rFonts w:ascii="Wingdings" w:hAnsi="Wingdings" w:hint="default"/>
-      </w:rPr>
-    </w:lvl>
-    <w:lvl w:ilvl="6" w:tplc="04090001" w:tentative="1">
-      <w:start w:val="1"/>
-      <w:numFmt w:val="bullet"/>
-      <w:lvlText w:val=""/>
-      <w:lvlJc w:val="left"/>
-      <w:pPr>
-        <w:ind w:left="5040" w:hanging="360"/>
-      </w:pPr>
-      <w:rPr>
-        <w:rFonts w:ascii="Symbol" w:hAnsi="Symbol" w:hint="default"/>
-      </w:rPr>
-    </w:lvl>
-    <w:lvl w:ilvl="7" w:tplc="04090003" w:tentative="1">
-      <w:start w:val="1"/>
-      <w:numFmt w:val="bullet"/>
-      <w:lvlText w:val="o"/>
-      <w:lvlJc w:val="left"/>
-      <w:pPr>
-        <w:ind w:left="5760" w:hanging="360"/>
-      </w:pPr>
-      <w:rPr>
-        <w:rFonts w:ascii="Courier New" w:hAnsi="Courier New" w:cs="Courier New" w:hint="default"/>
-      </w:rPr>
-    </w:lvl>
-    <w:lvl w:ilvl="8" w:tplc="04090005" w:tentative="1">
-      <w:start w:val="1"/>
-      <w:numFmt w:val="bullet"/>
-      <w:lvlText w:val=""/>
-      <w:lvlJc w:val="left"/>
-      <w:pPr>
-        <w:ind w:left="6480" w:hanging="360"/>
-      </w:pPr>
-      <w:rPr>
-        <w:rFonts w:ascii="Wingdings" w:hAnsi="Wingdings" w:hint="default"/>
-      </w:rPr>
-    </w:lvl>
-  </w:abstractNum>
-  <w:abstractNum w:abstractNumId="10" w15:restartNumberingAfterBreak="0">
-    <w:nsid w:val="57E66C9D"/>
-    <w:multiLevelType w:val="hybridMultilevel"/>
-    <w:tmpl w:val="2316854A"/>
-    <w:lvl w:ilvl="0" w:tplc="67A0D15C">
-      <w:numFmt w:val="bullet"/>
-      <w:lvlText w:val="-"/>
-      <w:lvlJc w:val="left"/>
-      <w:pPr>
-        <w:ind w:left="720" w:hanging="360"/>
-      </w:pPr>
-      <w:rPr>
-        <w:rFonts w:ascii="Verdana" w:eastAsia="Times New Roman" w:hAnsi="Verdana" w:cs="Times New Roman" w:hint="default"/>
-      </w:rPr>
-    </w:lvl>
-    <w:lvl w:ilvl="1" w:tplc="04090003" w:tentative="1">
-      <w:start w:val="1"/>
-      <w:numFmt w:val="bullet"/>
-      <w:lvlText w:val="o"/>
-      <w:lvlJc w:val="left"/>
-      <w:pPr>
-        <w:ind w:left="1440" w:hanging="360"/>
-      </w:pPr>
-      <w:rPr>
-        <w:rFonts w:ascii="Courier New" w:hAnsi="Courier New" w:cs="Courier New" w:hint="default"/>
-      </w:rPr>
-    </w:lvl>
-    <w:lvl w:ilvl="2" w:tplc="04090005" w:tentative="1">
-      <w:start w:val="1"/>
-      <w:numFmt w:val="bullet"/>
-      <w:lvlText w:val=""/>
-      <w:lvlJc w:val="left"/>
-      <w:pPr>
-        <w:ind w:left="2160" w:hanging="360"/>
-      </w:pPr>
-      <w:rPr>
-        <w:rFonts w:ascii="Wingdings" w:hAnsi="Wingdings" w:hint="default"/>
-      </w:rPr>
-    </w:lvl>
-    <w:lvl w:ilvl="3" w:tplc="04090001" w:tentative="1">
-      <w:start w:val="1"/>
-      <w:numFmt w:val="bullet"/>
-      <w:lvlText w:val=""/>
-      <w:lvlJc w:val="left"/>
-      <w:pPr>
-        <w:ind w:left="2880" w:hanging="360"/>
-      </w:pPr>
-      <w:rPr>
-        <w:rFonts w:ascii="Symbol" w:hAnsi="Symbol" w:hint="default"/>
-      </w:rPr>
-    </w:lvl>
-    <w:lvl w:ilvl="4" w:tplc="04090003" w:tentative="1">
-      <w:start w:val="1"/>
-      <w:numFmt w:val="bullet"/>
-      <w:lvlText w:val="o"/>
-      <w:lvlJc w:val="left"/>
-      <w:pPr>
-        <w:ind w:left="3600" w:hanging="360"/>
-      </w:pPr>
-      <w:rPr>
-        <w:rFonts w:ascii="Courier New" w:hAnsi="Courier New" w:cs="Courier New" w:hint="default"/>
-      </w:rPr>
-    </w:lvl>
-    <w:lvl w:ilvl="5" w:tplc="04090005" w:tentative="1">
-      <w:start w:val="1"/>
-      <w:numFmt w:val="bullet"/>
-      <w:lvlText w:val=""/>
-      <w:lvlJc w:val="left"/>
-      <w:pPr>
-        <w:ind w:left="4320" w:hanging="360"/>
-      </w:pPr>
-      <w:rPr>
-        <w:rFonts w:ascii="Wingdings" w:hAnsi="Wingdings" w:hint="default"/>
-      </w:rPr>
-    </w:lvl>
-    <w:lvl w:ilvl="6" w:tplc="04090001" w:tentative="1">
-      <w:start w:val="1"/>
-      <w:numFmt w:val="bullet"/>
-      <w:lvlText w:val=""/>
-      <w:lvlJc w:val="left"/>
-      <w:pPr>
-        <w:ind w:left="5040" w:hanging="360"/>
-      </w:pPr>
-      <w:rPr>
-        <w:rFonts w:ascii="Symbol" w:hAnsi="Symbol" w:hint="default"/>
-      </w:rPr>
-    </w:lvl>
-    <w:lvl w:ilvl="7" w:tplc="04090003" w:tentative="1">
-      <w:start w:val="1"/>
-      <w:numFmt w:val="bullet"/>
-      <w:lvlText w:val="o"/>
-      <w:lvlJc w:val="left"/>
-      <w:pPr>
-        <w:ind w:left="5760" w:hanging="360"/>
-      </w:pPr>
-      <w:rPr>
-        <w:rFonts w:ascii="Courier New" w:hAnsi="Courier New" w:cs="Courier New" w:hint="default"/>
-      </w:rPr>
-    </w:lvl>
-    <w:lvl w:ilvl="8" w:tplc="04090005" w:tentative="1">
-      <w:start w:val="1"/>
-      <w:numFmt w:val="bullet"/>
-      <w:lvlText w:val=""/>
-      <w:lvlJc w:val="left"/>
-      <w:pPr>
-        <w:ind w:left="6480" w:hanging="360"/>
-      </w:pPr>
-      <w:rPr>
-        <w:rFonts w:ascii="Wingdings" w:hAnsi="Wingdings" w:hint="default"/>
-      </w:rPr>
-    </w:lvl>
-  </w:abstractNum>
   <w:abstractNum w:abstractNumId="11" w15:restartNumberingAfterBreak="0">
-    <w:nsid w:val="5CD92801"/>
-    <w:multiLevelType w:val="hybridMultilevel"/>
-    <w:tmpl w:val="0E9E0656"/>
-    <w:lvl w:ilvl="0" w:tplc="67A0D15C">
-      <w:numFmt w:val="bullet"/>
-      <w:lvlText w:val="-"/>
-      <w:lvlJc w:val="left"/>
-      <w:pPr>
-        <w:ind w:left="720" w:hanging="360"/>
-      </w:pPr>
-      <w:rPr>
-        <w:rFonts w:ascii="Verdana" w:eastAsia="Times New Roman" w:hAnsi="Verdana" w:cs="Times New Roman" w:hint="default"/>
-      </w:rPr>
-    </w:lvl>
-    <w:lvl w:ilvl="1" w:tplc="04090003" w:tentative="1">
-      <w:start w:val="1"/>
-      <w:numFmt w:val="bullet"/>
-      <w:lvlText w:val="o"/>
-      <w:lvlJc w:val="left"/>
-      <w:pPr>
-        <w:ind w:left="1440" w:hanging="360"/>
-      </w:pPr>
-      <w:rPr>
-        <w:rFonts w:ascii="Courier New" w:hAnsi="Courier New" w:cs="Courier New" w:hint="default"/>
-      </w:rPr>
-    </w:lvl>
-    <w:lvl w:ilvl="2" w:tplc="04090005" w:tentative="1">
-      <w:start w:val="1"/>
-      <w:numFmt w:val="bullet"/>
-      <w:lvlText w:val=""/>
-      <w:lvlJc w:val="left"/>
-      <w:pPr>
-        <w:ind w:left="2160" w:hanging="360"/>
-      </w:pPr>
-      <w:rPr>
-        <w:rFonts w:ascii="Wingdings" w:hAnsi="Wingdings" w:hint="default"/>
-      </w:rPr>
-    </w:lvl>
-    <w:lvl w:ilvl="3" w:tplc="04090001" w:tentative="1">
-      <w:start w:val="1"/>
-      <w:numFmt w:val="bullet"/>
-      <w:lvlText w:val=""/>
-      <w:lvlJc w:val="left"/>
-      <w:pPr>
-        <w:ind w:left="2880" w:hanging="360"/>
-      </w:pPr>
-      <w:rPr>
-        <w:rFonts w:ascii="Symbol" w:hAnsi="Symbol" w:hint="default"/>
-      </w:rPr>
-    </w:lvl>
-    <w:lvl w:ilvl="4" w:tplc="04090003" w:tentative="1">
-      <w:start w:val="1"/>
-      <w:numFmt w:val="bullet"/>
-      <w:lvlText w:val="o"/>
-      <w:lvlJc w:val="left"/>
-      <w:pPr>
-        <w:ind w:left="3600" w:hanging="360"/>
-      </w:pPr>
-      <w:rPr>
-        <w:rFonts w:ascii="Courier New" w:hAnsi="Courier New" w:cs="Courier New" w:hint="default"/>
-      </w:rPr>
-    </w:lvl>
-    <w:lvl w:ilvl="5" w:tplc="04090005" w:tentative="1">
-      <w:start w:val="1"/>
-      <w:numFmt w:val="bullet"/>
-      <w:lvlText w:val=""/>
-      <w:lvlJc w:val="left"/>
-      <w:pPr>
-        <w:ind w:left="4320" w:hanging="360"/>
-      </w:pPr>
-      <w:rPr>
-        <w:rFonts w:ascii="Wingdings" w:hAnsi="Wingdings" w:hint="default"/>
-      </w:rPr>
-    </w:lvl>
-    <w:lvl w:ilvl="6" w:tplc="04090001" w:tentative="1">
-      <w:start w:val="1"/>
-      <w:numFmt w:val="bullet"/>
-      <w:lvlText w:val=""/>
-      <w:lvlJc w:val="left"/>
-      <w:pPr>
-        <w:ind w:left="5040" w:hanging="360"/>
-      </w:pPr>
-      <w:rPr>
-        <w:rFonts w:ascii="Symbol" w:hAnsi="Symbol" w:hint="default"/>
-      </w:rPr>
-    </w:lvl>
-    <w:lvl w:ilvl="7" w:tplc="04090003" w:tentative="1">
-      <w:start w:val="1"/>
-      <w:numFmt w:val="bullet"/>
-      <w:lvlText w:val="o"/>
-      <w:lvlJc w:val="left"/>
-      <w:pPr>
-        <w:ind w:left="5760" w:hanging="360"/>
-      </w:pPr>
-      <w:rPr>
-        <w:rFonts w:ascii="Courier New" w:hAnsi="Courier New" w:cs="Courier New" w:hint="default"/>
-      </w:rPr>
-    </w:lvl>
-    <w:lvl w:ilvl="8" w:tplc="04090005" w:tentative="1">
-      <w:start w:val="1"/>
-      <w:numFmt w:val="bullet"/>
-      <w:lvlText w:val=""/>
-      <w:lvlJc w:val="left"/>
-      <w:pPr>
-        <w:ind w:left="6480" w:hanging="360"/>
-      </w:pPr>
-      <w:rPr>
-        <w:rFonts w:ascii="Wingdings" w:hAnsi="Wingdings" w:hint="default"/>
-      </w:rPr>
-    </w:lvl>
-  </w:abstractNum>
-  <w:abstractNum w:abstractNumId="12" w15:restartNumberingAfterBreak="0">
-    <w:nsid w:val="64AD1FCE"/>
-    <w:multiLevelType w:val="multilevel"/>
-    <w:tmpl w:val="BD084D40"/>
-    <w:lvl w:ilvl="0">
-      <w:start w:val="1"/>
-      <w:numFmt w:val="bullet"/>
-      <w:lvlText w:val=""/>
-      <w:lvlJc w:val="left"/>
-      <w:pPr>
-        <w:tabs>
-          <w:tab w:val="num" w:pos="720"/>
-        </w:tabs>
-        <w:ind w:left="720" w:hanging="360"/>
-      </w:pPr>
-      <w:rPr>
-        <w:rFonts w:ascii="Symbol" w:hAnsi="Symbol" w:hint="default"/>
-        <w:sz w:val="20"/>
-      </w:rPr>
-    </w:lvl>
-    <w:lvl w:ilvl="1" w:tentative="1">
-      <w:start w:val="1"/>
-      <w:numFmt w:val="bullet"/>
-      <w:lvlText w:val="o"/>
-      <w:lvlJc w:val="left"/>
-      <w:pPr>
-        <w:tabs>
-          <w:tab w:val="num" w:pos="1440"/>
-        </w:tabs>
-        <w:ind w:left="1440" w:hanging="360"/>
-      </w:pPr>
-      <w:rPr>
-        <w:rFonts w:ascii="Courier New" w:hAnsi="Courier New" w:hint="default"/>
-        <w:sz w:val="20"/>
-      </w:rPr>
-    </w:lvl>
-    <w:lvl w:ilvl="2" w:tentative="1">
-      <w:start w:val="1"/>
-      <w:numFmt w:val="bullet"/>
-      <w:lvlText w:val=""/>
-      <w:lvlJc w:val="left"/>
-      <w:pPr>
-        <w:tabs>
-          <w:tab w:val="num" w:pos="2160"/>
-        </w:tabs>
-        <w:ind w:left="2160" w:hanging="360"/>
-      </w:pPr>
-      <w:rPr>
-        <w:rFonts w:ascii="Wingdings" w:hAnsi="Wingdings" w:hint="default"/>
-        <w:sz w:val="20"/>
-      </w:rPr>
-    </w:lvl>
-    <w:lvl w:ilvl="3" w:tentative="1">
-      <w:start w:val="1"/>
-      <w:numFmt w:val="bullet"/>
-      <w:lvlText w:val=""/>
-      <w:lvlJc w:val="left"/>
-      <w:pPr>
-        <w:tabs>
-          <w:tab w:val="num" w:pos="2880"/>
-        </w:tabs>
-        <w:ind w:left="2880" w:hanging="360"/>
-      </w:pPr>
-      <w:rPr>
-        <w:rFonts w:ascii="Wingdings" w:hAnsi="Wingdings" w:hint="default"/>
-        <w:sz w:val="20"/>
-      </w:rPr>
-    </w:lvl>
-    <w:lvl w:ilvl="4" w:tentative="1">
-      <w:start w:val="1"/>
-      <w:numFmt w:val="bullet"/>
-      <w:lvlText w:val=""/>
-      <w:lvlJc w:val="left"/>
-      <w:pPr>
-        <w:tabs>
-          <w:tab w:val="num" w:pos="3600"/>
-        </w:tabs>
-        <w:ind w:left="3600" w:hanging="360"/>
-      </w:pPr>
-      <w:rPr>
-        <w:rFonts w:ascii="Wingdings" w:hAnsi="Wingdings" w:hint="default"/>
-        <w:sz w:val="20"/>
-      </w:rPr>
-    </w:lvl>
-    <w:lvl w:ilvl="5" w:tentative="1">
-      <w:start w:val="1"/>
-      <w:numFmt w:val="bullet"/>
-      <w:lvlText w:val=""/>
-      <w:lvlJc w:val="left"/>
-      <w:pPr>
-        <w:tabs>
-          <w:tab w:val="num" w:pos="4320"/>
-        </w:tabs>
-        <w:ind w:left="4320" w:hanging="360"/>
-      </w:pPr>
-      <w:rPr>
-        <w:rFonts w:ascii="Wingdings" w:hAnsi="Wingdings" w:hint="default"/>
-        <w:sz w:val="20"/>
-      </w:rPr>
-    </w:lvl>
-    <w:lvl w:ilvl="6" w:tentative="1">
-      <w:start w:val="1"/>
-      <w:numFmt w:val="bullet"/>
-      <w:lvlText w:val=""/>
-      <w:lvlJc w:val="left"/>
-      <w:pPr>
-        <w:tabs>
-          <w:tab w:val="num" w:pos="5040"/>
-        </w:tabs>
-        <w:ind w:left="5040" w:hanging="360"/>
-      </w:pPr>
-      <w:rPr>
-        <w:rFonts w:ascii="Wingdings" w:hAnsi="Wingdings" w:hint="default"/>
-        <w:sz w:val="20"/>
-      </w:rPr>
-    </w:lvl>
-    <w:lvl w:ilvl="7" w:tentative="1">
-      <w:start w:val="1"/>
-      <w:numFmt w:val="bullet"/>
-      <w:lvlText w:val=""/>
-      <w:lvlJc w:val="left"/>
-      <w:pPr>
-        <w:tabs>
-          <w:tab w:val="num" w:pos="5760"/>
-        </w:tabs>
-        <w:ind w:left="5760" w:hanging="360"/>
-      </w:pPr>
-      <w:rPr>
-        <w:rFonts w:ascii="Wingdings" w:hAnsi="Wingdings" w:hint="default"/>
-        <w:sz w:val="20"/>
-      </w:rPr>
-    </w:lvl>
-    <w:lvl w:ilvl="8" w:tentative="1">
-      <w:start w:val="1"/>
-      <w:numFmt w:val="bullet"/>
-      <w:lvlText w:val=""/>
-      <w:lvlJc w:val="left"/>
-      <w:pPr>
-        <w:tabs>
-          <w:tab w:val="num" w:pos="6480"/>
-        </w:tabs>
-        <w:ind w:left="6480" w:hanging="360"/>
-      </w:pPr>
-      <w:rPr>
-        <w:rFonts w:ascii="Wingdings" w:hAnsi="Wingdings" w:hint="default"/>
-        <w:sz w:val="20"/>
-      </w:rPr>
-    </w:lvl>
-  </w:abstractNum>
-  <w:abstractNum w:abstractNumId="13" w15:restartNumberingAfterBreak="0">
-    <w:nsid w:val="76125A36"/>
-    <w:multiLevelType w:val="hybridMultilevel"/>
-    <w:tmpl w:val="4B7A180E"/>
-    <w:lvl w:ilvl="0" w:tplc="04090001">
-      <w:start w:val="1"/>
-      <w:numFmt w:val="bullet"/>
-      <w:lvlText w:val=""/>
-      <w:lvlJc w:val="left"/>
-      <w:pPr>
-        <w:ind w:left="720" w:hanging="360"/>
-      </w:pPr>
-      <w:rPr>
-        <w:rFonts w:ascii="Symbol" w:hAnsi="Symbol" w:hint="default"/>
-      </w:rPr>
-    </w:lvl>
-    <w:lvl w:ilvl="1" w:tplc="04090003" w:tentative="1">
-      <w:start w:val="1"/>
-      <w:numFmt w:val="bullet"/>
-      <w:lvlText w:val="o"/>
-      <w:lvlJc w:val="left"/>
-      <w:pPr>
-        <w:ind w:left="1440" w:hanging="360"/>
-      </w:pPr>
-      <w:rPr>
-        <w:rFonts w:ascii="Courier New" w:hAnsi="Courier New" w:cs="Courier New" w:hint="default"/>
-      </w:rPr>
-    </w:lvl>
-    <w:lvl w:ilvl="2" w:tplc="04090005" w:tentative="1">
-      <w:start w:val="1"/>
-      <w:numFmt w:val="bullet"/>
-      <w:lvlText w:val=""/>
-      <w:lvlJc w:val="left"/>
-      <w:pPr>
-        <w:ind w:left="2160" w:hanging="360"/>
-      </w:pPr>
-      <w:rPr>
-        <w:rFonts w:ascii="Wingdings" w:hAnsi="Wingdings" w:hint="default"/>
-      </w:rPr>
-    </w:lvl>
-    <w:lvl w:ilvl="3" w:tplc="04090001" w:tentative="1">
-      <w:start w:val="1"/>
-      <w:numFmt w:val="bullet"/>
-      <w:lvlText w:val=""/>
-      <w:lvlJc w:val="left"/>
-      <w:pPr>
-        <w:ind w:left="2880" w:hanging="360"/>
-      </w:pPr>
-      <w:rPr>
-        <w:rFonts w:ascii="Symbol" w:hAnsi="Symbol" w:hint="default"/>
-      </w:rPr>
-    </w:lvl>
-    <w:lvl w:ilvl="4" w:tplc="04090003" w:tentative="1">
-      <w:start w:val="1"/>
-      <w:numFmt w:val="bullet"/>
-      <w:lvlText w:val="o"/>
-      <w:lvlJc w:val="left"/>
-      <w:pPr>
-        <w:ind w:left="3600" w:hanging="360"/>
-      </w:pPr>
-      <w:rPr>
-        <w:rFonts w:ascii="Courier New" w:hAnsi="Courier New" w:cs="Courier New" w:hint="default"/>
-      </w:rPr>
-    </w:lvl>
-    <w:lvl w:ilvl="5" w:tplc="04090005" w:tentative="1">
-      <w:start w:val="1"/>
-      <w:numFmt w:val="bullet"/>
-      <w:lvlText w:val=""/>
-      <w:lvlJc w:val="left"/>
-      <w:pPr>
-        <w:ind w:left="4320" w:hanging="360"/>
-      </w:pPr>
-      <w:rPr>
-        <w:rFonts w:ascii="Wingdings" w:hAnsi="Wingdings" w:hint="default"/>
-      </w:rPr>
-    </w:lvl>
-    <w:lvl w:ilvl="6" w:tplc="04090001" w:tentative="1">
-      <w:start w:val="1"/>
-      <w:numFmt w:val="bullet"/>
-      <w:lvlText w:val=""/>
-      <w:lvlJc w:val="left"/>
-      <w:pPr>
-        <w:ind w:left="5040" w:hanging="360"/>
-      </w:pPr>
-      <w:rPr>
-        <w:rFonts w:ascii="Symbol" w:hAnsi="Symbol" w:hint="default"/>
-      </w:rPr>
-    </w:lvl>
-    <w:lvl w:ilvl="7" w:tplc="04090003" w:tentative="1">
-      <w:start w:val="1"/>
-      <w:numFmt w:val="bullet"/>
-      <w:lvlText w:val="o"/>
-      <w:lvlJc w:val="left"/>
-      <w:pPr>
-        <w:ind w:left="5760" w:hanging="360"/>
-      </w:pPr>
-      <w:rPr>
-        <w:rFonts w:ascii="Courier New" w:hAnsi="Courier New" w:cs="Courier New" w:hint="default"/>
-      </w:rPr>
-    </w:lvl>
-    <w:lvl w:ilvl="8" w:tplc="04090005" w:tentative="1">
-      <w:start w:val="1"/>
-      <w:numFmt w:val="bullet"/>
-      <w:lvlText w:val=""/>
-      <w:lvlJc w:val="left"/>
-      <w:pPr>
-        <w:ind w:left="6480" w:hanging="360"/>
-      </w:pPr>
-      <w:rPr>
-        <w:rFonts w:ascii="Wingdings" w:hAnsi="Wingdings" w:hint="default"/>
-      </w:rPr>
-    </w:lvl>
-  </w:abstractNum>
-  <w:abstractNum w:abstractNumId="14" w15:restartNumberingAfterBreak="0">
-    <w:nsid w:val="772818A1"/>
-    <w:multiLevelType w:val="hybridMultilevel"/>
-    <w:tmpl w:val="0DF01832"/>
-    <w:lvl w:ilvl="0" w:tplc="67A0D15C">
-      <w:numFmt w:val="bullet"/>
-      <w:lvlText w:val="-"/>
-      <w:lvlJc w:val="left"/>
-      <w:pPr>
-        <w:ind w:left="1080" w:hanging="360"/>
-      </w:pPr>
-      <w:rPr>
-        <w:rFonts w:ascii="Verdana" w:eastAsia="Times New Roman" w:hAnsi="Verdana" w:cs="Times New Roman" w:hint="default"/>
-      </w:rPr>
-    </w:lvl>
-    <w:lvl w:ilvl="1" w:tplc="04090003" w:tentative="1">
-      <w:start w:val="1"/>
-      <w:numFmt w:val="bullet"/>
-      <w:lvlText w:val="o"/>
-      <w:lvlJc w:val="left"/>
-      <w:pPr>
-        <w:ind w:left="1800" w:hanging="360"/>
-      </w:pPr>
-      <w:rPr>
-        <w:rFonts w:ascii="Courier New" w:hAnsi="Courier New" w:cs="Courier New" w:hint="default"/>
-      </w:rPr>
-    </w:lvl>
-    <w:lvl w:ilvl="2" w:tplc="04090005" w:tentative="1">
-      <w:start w:val="1"/>
-      <w:numFmt w:val="bullet"/>
-      <w:lvlText w:val=""/>
-      <w:lvlJc w:val="left"/>
-      <w:pPr>
-        <w:ind w:left="2520" w:hanging="360"/>
-      </w:pPr>
-      <w:rPr>
-        <w:rFonts w:ascii="Wingdings" w:hAnsi="Wingdings" w:hint="default"/>
-      </w:rPr>
-    </w:lvl>
-    <w:lvl w:ilvl="3" w:tplc="04090001" w:tentative="1">
-      <w:start w:val="1"/>
-      <w:numFmt w:val="bullet"/>
-      <w:lvlText w:val=""/>
-      <w:lvlJc w:val="left"/>
-      <w:pPr>
-        <w:ind w:left="3240" w:hanging="360"/>
-      </w:pPr>
-      <w:rPr>
-        <w:rFonts w:ascii="Symbol" w:hAnsi="Symbol" w:hint="default"/>
-      </w:rPr>
-    </w:lvl>
-    <w:lvl w:ilvl="4" w:tplc="04090003" w:tentative="1">
-      <w:start w:val="1"/>
-      <w:numFmt w:val="bullet"/>
-      <w:lvlText w:val="o"/>
-      <w:lvlJc w:val="left"/>
-      <w:pPr>
-        <w:ind w:left="3960" w:hanging="360"/>
-      </w:pPr>
-      <w:rPr>
-        <w:rFonts w:ascii="Courier New" w:hAnsi="Courier New" w:cs="Courier New" w:hint="default"/>
-      </w:rPr>
-    </w:lvl>
-    <w:lvl w:ilvl="5" w:tplc="04090005" w:tentative="1">
-      <w:start w:val="1"/>
-      <w:numFmt w:val="bullet"/>
-      <w:lvlText w:val=""/>
-      <w:lvlJc w:val="left"/>
-      <w:pPr>
-        <w:ind w:left="4680" w:hanging="360"/>
-      </w:pPr>
-      <w:rPr>
-        <w:rFonts w:ascii="Wingdings" w:hAnsi="Wingdings" w:hint="default"/>
-      </w:rPr>
-    </w:lvl>
-    <w:lvl w:ilvl="6" w:tplc="04090001" w:tentative="1">
-      <w:start w:val="1"/>
-      <w:numFmt w:val="bullet"/>
-      <w:lvlText w:val=""/>
-      <w:lvlJc w:val="left"/>
-      <w:pPr>
-        <w:ind w:left="5400" w:hanging="360"/>
-      </w:pPr>
-      <w:rPr>
-        <w:rFonts w:ascii="Symbol" w:hAnsi="Symbol" w:hint="default"/>
-      </w:rPr>
-    </w:lvl>
-    <w:lvl w:ilvl="7" w:tplc="04090003" w:tentative="1">
-      <w:start w:val="1"/>
-      <w:numFmt w:val="bullet"/>
-      <w:lvlText w:val="o"/>
-      <w:lvlJc w:val="left"/>
-      <w:pPr>
-        <w:ind w:left="6120" w:hanging="360"/>
-      </w:pPr>
-      <w:rPr>
-        <w:rFonts w:ascii="Courier New" w:hAnsi="Courier New" w:cs="Courier New" w:hint="default"/>
-      </w:rPr>
-    </w:lvl>
-    <w:lvl w:ilvl="8" w:tplc="04090005" w:tentative="1">
-      <w:start w:val="1"/>
-      <w:numFmt w:val="bullet"/>
-      <w:lvlText w:val=""/>
-      <w:lvlJc w:val="left"/>
-      <w:pPr>
-        <w:ind w:left="6840" w:hanging="360"/>
-      </w:pPr>
-      <w:rPr>
-        <w:rFonts w:ascii="Wingdings" w:hAnsi="Wingdings" w:hint="default"/>
-      </w:rPr>
-    </w:lvl>
-  </w:abstractNum>
-  <w:abstractNum w:abstractNumId="15" w15:restartNumberingAfterBreak="0">
-    <w:nsid w:val="78202C9D"/>
-    <w:multiLevelType w:val="hybridMultilevel"/>
-    <w:tmpl w:val="36C2182A"/>
-    <w:lvl w:ilvl="0" w:tplc="67A0D15C">
-      <w:numFmt w:val="bullet"/>
-      <w:lvlText w:val="-"/>
-      <w:lvlJc w:val="left"/>
-      <w:pPr>
-        <w:ind w:left="720" w:hanging="360"/>
-      </w:pPr>
-      <w:rPr>
-        <w:rFonts w:ascii="Verdana" w:eastAsia="Times New Roman" w:hAnsi="Verdana" w:cs="Times New Roman" w:hint="default"/>
-      </w:rPr>
-    </w:lvl>
-    <w:lvl w:ilvl="1" w:tplc="04090003" w:tentative="1">
-      <w:start w:val="1"/>
-      <w:numFmt w:val="bullet"/>
-      <w:lvlText w:val="o"/>
-      <w:lvlJc w:val="left"/>
-      <w:pPr>
-        <w:ind w:left="1440" w:hanging="360"/>
-      </w:pPr>
-      <w:rPr>
-        <w:rFonts w:ascii="Courier New" w:hAnsi="Courier New" w:cs="Courier New" w:hint="default"/>
-      </w:rPr>
-    </w:lvl>
-    <w:lvl w:ilvl="2" w:tplc="04090005" w:tentative="1">
-      <w:start w:val="1"/>
-      <w:numFmt w:val="bullet"/>
-      <w:lvlText w:val=""/>
-      <w:lvlJc w:val="left"/>
-      <w:pPr>
-        <w:ind w:left="2160" w:hanging="360"/>
-      </w:pPr>
-      <w:rPr>
-        <w:rFonts w:ascii="Wingdings" w:hAnsi="Wingdings" w:hint="default"/>
-      </w:rPr>
-    </w:lvl>
-    <w:lvl w:ilvl="3" w:tplc="04090001" w:tentative="1">
-      <w:start w:val="1"/>
-      <w:numFmt w:val="bullet"/>
-      <w:lvlText w:val=""/>
-      <w:lvlJc w:val="left"/>
-      <w:pPr>
-        <w:ind w:left="2880" w:hanging="360"/>
-      </w:pPr>
-      <w:rPr>
-        <w:rFonts w:ascii="Symbol" w:hAnsi="Symbol" w:hint="default"/>
-      </w:rPr>
-    </w:lvl>
-    <w:lvl w:ilvl="4" w:tplc="04090003" w:tentative="1">
-      <w:start w:val="1"/>
-      <w:numFmt w:val="bullet"/>
-      <w:lvlText w:val="o"/>
-      <w:lvlJc w:val="left"/>
-      <w:pPr>
-        <w:ind w:left="3600" w:hanging="360"/>
-      </w:pPr>
-      <w:rPr>
-        <w:rFonts w:ascii="Courier New" w:hAnsi="Courier New" w:cs="Courier New" w:hint="default"/>
-      </w:rPr>
-    </w:lvl>
-    <w:lvl w:ilvl="5" w:tplc="04090005" w:tentative="1">
-      <w:start w:val="1"/>
-      <w:numFmt w:val="bullet"/>
-      <w:lvlText w:val=""/>
-      <w:lvlJc w:val="left"/>
-      <w:pPr>
-        <w:ind w:left="4320" w:hanging="360"/>
-      </w:pPr>
-      <w:rPr>
-        <w:rFonts w:ascii="Wingdings" w:hAnsi="Wingdings" w:hint="default"/>
-      </w:rPr>
-    </w:lvl>
-    <w:lvl w:ilvl="6" w:tplc="04090001" w:tentative="1">
-      <w:start w:val="1"/>
-      <w:numFmt w:val="bullet"/>
-      <w:lvlText w:val=""/>
-      <w:lvlJc w:val="left"/>
-      <w:pPr>
-        <w:ind w:left="5040" w:hanging="360"/>
-      </w:pPr>
-      <w:rPr>
-        <w:rFonts w:ascii="Symbol" w:hAnsi="Symbol" w:hint="default"/>
-      </w:rPr>
-    </w:lvl>
-    <w:lvl w:ilvl="7" w:tplc="04090003" w:tentative="1">
-      <w:start w:val="1"/>
-      <w:numFmt w:val="bullet"/>
-      <w:lvlText w:val="o"/>
-      <w:lvlJc w:val="left"/>
-      <w:pPr>
-        <w:ind w:left="5760" w:hanging="360"/>
-      </w:pPr>
-      <w:rPr>
-        <w:rFonts w:ascii="Courier New" w:hAnsi="Courier New" w:cs="Courier New" w:hint="default"/>
-      </w:rPr>
-    </w:lvl>
-    <w:lvl w:ilvl="8" w:tplc="04090005" w:tentative="1">
-      <w:start w:val="1"/>
-      <w:numFmt w:val="bullet"/>
-      <w:lvlText w:val=""/>
-      <w:lvlJc w:val="left"/>
-      <w:pPr>
-        <w:ind w:left="6480" w:hanging="360"/>
-      </w:pPr>
-      <w:rPr>
-        <w:rFonts w:ascii="Wingdings" w:hAnsi="Wingdings" w:hint="default"/>
-      </w:rPr>
-    </w:lvl>
-  </w:abstractNum>
-  <w:abstractNum w:abstractNumId="16" w15:restartNumberingAfterBreak="0">
-    <w:nsid w:val="7A921877"/>
-    <w:multiLevelType w:val="multilevel"/>
-    <w:tmpl w:val="6E620168"/>
-    <w:lvl w:ilvl="0">
-      <w:start w:val="1"/>
-      <w:numFmt w:val="bullet"/>
-      <w:lvlText w:val=""/>
-      <w:lvlJc w:val="left"/>
-      <w:pPr>
-        <w:tabs>
-          <w:tab w:val="num" w:pos="720"/>
-        </w:tabs>
-        <w:ind w:left="720" w:hanging="360"/>
-      </w:pPr>
-      <w:rPr>
-        <w:rFonts w:ascii="Symbol" w:hAnsi="Symbol" w:hint="default"/>
-        <w:sz w:val="20"/>
-      </w:rPr>
-    </w:lvl>
-    <w:lvl w:ilvl="1">
-      <w:start w:val="1"/>
-      <w:numFmt w:val="bullet"/>
-      <w:lvlText w:val="o"/>
-      <w:lvlJc w:val="left"/>
-      <w:pPr>
-        <w:tabs>
-          <w:tab w:val="num" w:pos="1440"/>
-        </w:tabs>
-        <w:ind w:left="1440" w:hanging="360"/>
-      </w:pPr>
-      <w:rPr>
-        <w:rFonts w:ascii="Courier New" w:hAnsi="Courier New" w:hint="default"/>
-        <w:sz w:val="20"/>
-      </w:rPr>
-    </w:lvl>
-    <w:lvl w:ilvl="2" w:tentative="1">
-      <w:start w:val="1"/>
-      <w:numFmt w:val="bullet"/>
-      <w:lvlText w:val=""/>
-      <w:lvlJc w:val="left"/>
-      <w:pPr>
-        <w:tabs>
-          <w:tab w:val="num" w:pos="2160"/>
-        </w:tabs>
-        <w:ind w:left="2160" w:hanging="360"/>
-      </w:pPr>
-      <w:rPr>
-        <w:rFonts w:ascii="Wingdings" w:hAnsi="Wingdings" w:hint="default"/>
-        <w:sz w:val="20"/>
-      </w:rPr>
-    </w:lvl>
-    <w:lvl w:ilvl="3" w:tentative="1">
-      <w:start w:val="1"/>
-      <w:numFmt w:val="bullet"/>
-      <w:lvlText w:val=""/>
-      <w:lvlJc w:val="left"/>
-      <w:pPr>
-        <w:tabs>
-          <w:tab w:val="num" w:pos="2880"/>
-        </w:tabs>
-        <w:ind w:left="2880" w:hanging="360"/>
-      </w:pPr>
-      <w:rPr>
-        <w:rFonts w:ascii="Wingdings" w:hAnsi="Wingdings" w:hint="default"/>
-        <w:sz w:val="20"/>
-      </w:rPr>
-    </w:lvl>
-    <w:lvl w:ilvl="4" w:tentative="1">
-      <w:start w:val="1"/>
-      <w:numFmt w:val="bullet"/>
-      <w:lvlText w:val=""/>
-      <w:lvlJc w:val="left"/>
-      <w:pPr>
-        <w:tabs>
-          <w:tab w:val="num" w:pos="3600"/>
-        </w:tabs>
-        <w:ind w:left="3600" w:hanging="360"/>
-      </w:pPr>
-      <w:rPr>
-        <w:rFonts w:ascii="Wingdings" w:hAnsi="Wingdings" w:hint="default"/>
-        <w:sz w:val="20"/>
-      </w:rPr>
-    </w:lvl>
-    <w:lvl w:ilvl="5" w:tentative="1">
-      <w:start w:val="1"/>
-      <w:numFmt w:val="bullet"/>
-      <w:lvlText w:val=""/>
-      <w:lvlJc w:val="left"/>
-      <w:pPr>
-        <w:tabs>
-          <w:tab w:val="num" w:pos="4320"/>
-        </w:tabs>
-        <w:ind w:left="4320" w:hanging="360"/>
-      </w:pPr>
-      <w:rPr>
-        <w:rFonts w:ascii="Wingdings" w:hAnsi="Wingdings" w:hint="default"/>
-        <w:sz w:val="20"/>
-      </w:rPr>
-    </w:lvl>
-    <w:lvl w:ilvl="6" w:tentative="1">
-      <w:start w:val="1"/>
-      <w:numFmt w:val="bullet"/>
-      <w:lvlText w:val=""/>
-      <w:lvlJc w:val="left"/>
-      <w:pPr>
-        <w:tabs>
-          <w:tab w:val="num" w:pos="5040"/>
-        </w:tabs>
-        <w:ind w:left="5040" w:hanging="360"/>
-      </w:pPr>
-      <w:rPr>
-        <w:rFonts w:ascii="Wingdings" w:hAnsi="Wingdings" w:hint="default"/>
-        <w:sz w:val="20"/>
-      </w:rPr>
-    </w:lvl>
-    <w:lvl w:ilvl="7" w:tentative="1">
-      <w:start w:val="1"/>
-      <w:numFmt w:val="bullet"/>
-      <w:lvlText w:val=""/>
-      <w:lvlJc w:val="left"/>
-      <w:pPr>
-        <w:tabs>
-          <w:tab w:val="num" w:pos="5760"/>
-        </w:tabs>
-        <w:ind w:left="5760" w:hanging="360"/>
-      </w:pPr>
-      <w:rPr>
-        <w:rFonts w:ascii="Wingdings" w:hAnsi="Wingdings" w:hint="default"/>
-        <w:sz w:val="20"/>
-      </w:rPr>
-    </w:lvl>
-    <w:lvl w:ilvl="8" w:tentative="1">
-      <w:start w:val="1"/>
-      <w:numFmt w:val="bullet"/>
-      <w:lvlText w:val=""/>
-      <w:lvlJc w:val="left"/>
-      <w:pPr>
-        <w:tabs>
-          <w:tab w:val="num" w:pos="6480"/>
-        </w:tabs>
-        <w:ind w:left="6480" w:hanging="360"/>
-      </w:pPr>
-      <w:rPr>
-        <w:rFonts w:ascii="Wingdings" w:hAnsi="Wingdings" w:hint="default"/>
-        <w:sz w:val="20"/>
-      </w:rPr>
-    </w:lvl>
-  </w:abstractNum>
-  <w:abstractNum w:abstractNumId="17" w15:restartNumberingAfterBreak="0">
     <w:nsid w:val="7C341912"/>
     <w:multiLevelType w:val="hybridMultilevel"/>
     <w:tmpl w:val="0DAAA734"/>
@@ -4644,65 +3932,47 @@
     </w:lvl>
   </w:abstractNum>
   <w:num w:numId="1" w16cid:durableId="519322884">
+    <w:abstractNumId w:val="3"/>
+  </w:num>
+  <w:num w:numId="2" w16cid:durableId="42218048">
     <w:abstractNumId w:val="4"/>
   </w:num>
-  <w:num w:numId="2" w16cid:durableId="42218048">
+  <w:num w:numId="3" w16cid:durableId="1831100227">
+    <w:abstractNumId w:val="8"/>
+  </w:num>
+  <w:num w:numId="4" w16cid:durableId="564024370">
+    <w:abstractNumId w:val="7"/>
+  </w:num>
+  <w:num w:numId="5" w16cid:durableId="1380009111">
+    <w:abstractNumId w:val="0"/>
+  </w:num>
+  <w:num w:numId="6" w16cid:durableId="1380864834">
     <w:abstractNumId w:val="6"/>
   </w:num>
-  <w:num w:numId="3" w16cid:durableId="968701459">
-    <w:abstractNumId w:val="15"/>
-  </w:num>
-  <w:num w:numId="4" w16cid:durableId="1831100227">
+  <w:num w:numId="7" w16cid:durableId="901059240">
     <w:abstractNumId w:val="11"/>
   </w:num>
-  <w:num w:numId="5" w16cid:durableId="564024370">
+  <w:num w:numId="8" w16cid:durableId="1579174331">
+    <w:abstractNumId w:val="5"/>
+  </w:num>
+  <w:num w:numId="9" w16cid:durableId="1758214602">
+    <w:abstractNumId w:val="2"/>
+  </w:num>
+  <w:num w:numId="10" w16cid:durableId="1700936154">
+    <w:abstractNumId w:val="1"/>
+  </w:num>
+  <w:num w:numId="11" w16cid:durableId="755202435">
+    <w:abstractNumId w:val="10"/>
+  </w:num>
+  <w:num w:numId="12" w16cid:durableId="1782261064">
     <w:abstractNumId w:val="9"/>
   </w:num>
-  <w:num w:numId="6" w16cid:durableId="1380009111">
-    <w:abstractNumId w:val="0"/>
-  </w:num>
-  <w:num w:numId="7" w16cid:durableId="1380864834">
-    <w:abstractNumId w:val="8"/>
-  </w:num>
-  <w:num w:numId="8" w16cid:durableId="901059240">
-    <w:abstractNumId w:val="17"/>
-  </w:num>
-  <w:num w:numId="9" w16cid:durableId="1579174331">
-    <w:abstractNumId w:val="7"/>
-  </w:num>
-  <w:num w:numId="10" w16cid:durableId="1630240471">
-    <w:abstractNumId w:val="10"/>
-  </w:num>
-  <w:num w:numId="11" w16cid:durableId="391193699">
-    <w:abstractNumId w:val="1"/>
-  </w:num>
-  <w:num w:numId="12" w16cid:durableId="1221865979">
-    <w:abstractNumId w:val="5"/>
-  </w:num>
-  <w:num w:numId="13" w16cid:durableId="165676808">
-    <w:abstractNumId w:val="14"/>
-  </w:num>
-  <w:num w:numId="14" w16cid:durableId="2105609206">
-    <w:abstractNumId w:val="12"/>
-  </w:num>
-  <w:num w:numId="15" w16cid:durableId="1758214602">
-    <w:abstractNumId w:val="3"/>
-  </w:num>
-  <w:num w:numId="16" w16cid:durableId="1700936154">
-    <w:abstractNumId w:val="2"/>
-  </w:num>
-  <w:num w:numId="17" w16cid:durableId="755202435">
-    <w:abstractNumId w:val="16"/>
-  </w:num>
-  <w:num w:numId="18" w16cid:durableId="1782261064">
-    <w:abstractNumId w:val="13"/>
-  </w:num>
-  <w:numIdMacAtCleanup w:val="9"/>
+  <w:numIdMacAtCleanup w:val="12"/>
 </w:numbering>
 </file>
 
 <file path=word/styles.xml><?xml version="1.0" encoding="utf-8"?>
-<w:styles xmlns:mc="http://schemas.openxmlformats.org/markup-compatibility/2006" xmlns:r="http://schemas.openxmlformats.org/officeDocument/2006/relationships" xmlns:w="http://schemas.openxmlformats.org/wordprocessingml/2006/main" xmlns:w14="http://schemas.microsoft.com/office/word/2010/wordml" xmlns:w15="http://schemas.microsoft.com/office/word/2012/wordml" xmlns:w16cex="http://schemas.microsoft.com/office/word/2018/wordml/cex" xmlns:w16cid="http://schemas.microsoft.com/office/word/2016/wordml/cid" xmlns:w16="http://schemas.microsoft.com/office/word/2018/wordml" xmlns:w16du="http://schemas.microsoft.com/office/word/2023/wordml/word16du" xmlns:w16sdtdh="http://schemas.microsoft.com/office/word/2020/wordml/sdtdatahash" xmlns:w16se="http://schemas.microsoft.com/office/word/2015/wordml/symex" mc:Ignorable="w14 w15 w16se w16cid w16 w16cex w16sdtdh w16du">
+<w:styles xmlns:mc="http://schemas.openxmlformats.org/markup-compatibility/2006" xmlns:r="http://schemas.openxmlformats.org/officeDocument/2006/relationships" xmlns:w="http://schemas.openxmlformats.org/wordprocessingml/2006/main" xmlns:w14="http://schemas.microsoft.com/office/word/2010/wordml" xmlns:w15="http://schemas.microsoft.com/office/word/2012/wordml" xmlns:w16cex="http://schemas.microsoft.com/office/word/2018/wordml/cex" xmlns:w16cid="http://schemas.microsoft.com/office/word/2016/wordml/cid" xmlns:w16="http://schemas.microsoft.com/office/word/2018/wordml" xmlns:w16du="http://schemas.microsoft.com/office/word/2023/wordml/word16du" xmlns:w16sdtdh="http://schemas.microsoft.com/office/word/2020/wordml/sdtdatahash" xmlns:w16sdtfl="http://schemas.microsoft.com/office/word/2024/wordml/sdtformatlock" xmlns:w16se="http://schemas.microsoft.com/office/word/2015/wordml/symex" mc:Ignorable="w14 w15 w16se w16cid w16 w16cex w16sdtdh w16sdtfl w16du">
   <w:docDefaults>
     <w:rPrDefault>
       <w:rPr>
@@ -5101,7 +4371,7 @@
   <w:style w:type="paragraph" w:default="1" w:styleId="Normal">
     <w:name w:val="Normal"/>
     <w:qFormat/>
-    <w:rsid w:val="00CF63B3"/>
+    <w:rsid w:val="005F5D82"/>
     <w:pPr>
       <w:spacing w:before="160" w:after="80" w:line="336" w:lineRule="auto"/>
     </w:pPr>
@@ -5119,7 +4389,7 @@
     <w:next w:val="Normal"/>
     <w:link w:val="Heading1Char"/>
     <w:qFormat/>
-    <w:rsid w:val="00CF63B3"/>
+    <w:rsid w:val="005F5D82"/>
     <w:pPr>
       <w:keepNext/>
       <w:spacing w:before="400" w:after="200" w:line="240" w:lineRule="auto"/>
@@ -5139,7 +4409,7 @@
     <w:next w:val="Normal"/>
     <w:link w:val="Heading2Char"/>
     <w:qFormat/>
-    <w:rsid w:val="00CF63B3"/>
+    <w:rsid w:val="005F5D82"/>
     <w:pPr>
       <w:keepNext/>
       <w:pBdr>
@@ -5163,7 +4433,7 @@
     <w:next w:val="Normal"/>
     <w:link w:val="Heading3Char"/>
     <w:qFormat/>
-    <w:rsid w:val="00CF63B3"/>
+    <w:rsid w:val="005F5D82"/>
     <w:pPr>
       <w:keepNext/>
       <w:autoSpaceDE w:val="0"/>
@@ -5314,8 +4584,9 @@
   <w:style w:type="character" w:default="1" w:styleId="DefaultParagraphFont">
     <w:name w:val="Default Paragraph Font"/>
     <w:uiPriority w:val="1"/>
+    <w:semiHidden/>
     <w:unhideWhenUsed/>
-    <w:rsid w:val="00CF63B3"/>
+    <w:rsid w:val="005F5D82"/>
   </w:style>
   <w:style w:type="table" w:default="1" w:styleId="TableNormal">
     <w:name w:val="Normal Table"/>
@@ -5337,7 +4608,7 @@
     <w:uiPriority w:val="99"/>
     <w:semiHidden/>
     <w:unhideWhenUsed/>
-    <w:rsid w:val="00CF63B3"/>
+    <w:rsid w:val="005F5D82"/>
   </w:style>
   <w:style w:type="character" w:customStyle="1" w:styleId="Heading1Char">
     <w:name w:val="Heading 1 Char"/>
@@ -5564,7 +4835,7 @@
     <w:basedOn w:val="Normal"/>
     <w:uiPriority w:val="34"/>
     <w:qFormat/>
-    <w:rsid w:val="00CF63B3"/>
+    <w:rsid w:val="005F5D82"/>
     <w:pPr>
       <w:ind w:left="720"/>
     </w:pPr>
@@ -5634,7 +4905,7 @@
     <w:name w:val="footer"/>
     <w:basedOn w:val="Normal"/>
     <w:link w:val="FooterChar"/>
-    <w:rsid w:val="00CF63B3"/>
+    <w:rsid w:val="005F5D82"/>
     <w:pPr>
       <w:pBdr>
         <w:top w:val="single" w:sz="4" w:space="1" w:color="auto"/>
@@ -5666,7 +4937,7 @@
     <w:name w:val="header"/>
     <w:basedOn w:val="Normal"/>
     <w:link w:val="HeaderChar"/>
-    <w:rsid w:val="00CF63B3"/>
+    <w:rsid w:val="005F5D82"/>
     <w:pPr>
       <w:tabs>
         <w:tab w:val="left" w:pos="5040"/>
@@ -5693,7 +4964,7 @@
   <w:style w:type="paragraph" w:customStyle="1" w:styleId="Outlinenumbering">
     <w:name w:val="Outline numbering"/>
     <w:basedOn w:val="Normal"/>
-    <w:rsid w:val="00CF63B3"/>
+    <w:rsid w:val="005F5D82"/>
     <w:pPr>
       <w:numPr>
         <w:numId w:val="1"/>
@@ -5711,7 +4982,7 @@
   <w:style w:type="paragraph" w:customStyle="1" w:styleId="NumberedHeading2">
     <w:name w:val="Numbered Heading 2"/>
     <w:basedOn w:val="Normal"/>
-    <w:rsid w:val="00CF63B3"/>
+    <w:rsid w:val="005F5D82"/>
     <w:pPr>
       <w:numPr>
         <w:numId w:val="2"/>
@@ -5721,12 +4992,12 @@
   <w:style w:type="character" w:styleId="PageNumber">
     <w:name w:val="page number"/>
     <w:basedOn w:val="DefaultParagraphFont"/>
-    <w:rsid w:val="00CF63B3"/>
+    <w:rsid w:val="005F5D82"/>
   </w:style>
   <w:style w:type="character" w:styleId="Hyperlink">
     <w:name w:val="Hyperlink"/>
     <w:uiPriority w:val="99"/>
-    <w:rsid w:val="00CF63B3"/>
+    <w:rsid w:val="005F5D82"/>
     <w:rPr>
       <w:color w:val="0000FF"/>
       <w:u w:val="single"/>
@@ -5734,7 +5005,7 @@
   </w:style>
   <w:style w:type="character" w:styleId="FollowedHyperlink">
     <w:name w:val="FollowedHyperlink"/>
-    <w:rsid w:val="00CF63B3"/>
+    <w:rsid w:val="005F5D82"/>
     <w:rPr>
       <w:color w:val="800080"/>
       <w:u w:val="single"/>
@@ -5747,7 +5018,7 @@
     <w:uiPriority w:val="39"/>
     <w:unhideWhenUsed/>
     <w:qFormat/>
-    <w:rsid w:val="00CF63B3"/>
+    <w:rsid w:val="005F5D82"/>
     <w:pPr>
       <w:keepLines/>
       <w:spacing w:after="0" w:line="259" w:lineRule="auto"/>
@@ -5764,7 +5035,7 @@
     <w:name w:val="Code"/>
     <w:basedOn w:val="Normal"/>
     <w:qFormat/>
-    <w:rsid w:val="00CF63B3"/>
+    <w:rsid w:val="005F5D82"/>
     <w:pPr>
       <w:spacing w:before="80" w:line="240" w:lineRule="auto"/>
     </w:pPr>
@@ -5779,7 +5050,7 @@
     <w:autoRedefine/>
     <w:uiPriority w:val="39"/>
     <w:unhideWhenUsed/>
-    <w:rsid w:val="00CF63B3"/>
+    <w:rsid w:val="005F5D82"/>
     <w:pPr>
       <w:spacing w:after="100" w:line="240" w:lineRule="auto"/>
     </w:pPr>
@@ -5791,7 +5062,7 @@
     <w:autoRedefine/>
     <w:uiPriority w:val="39"/>
     <w:unhideWhenUsed/>
-    <w:rsid w:val="00CF63B3"/>
+    <w:rsid w:val="005F5D82"/>
     <w:pPr>
       <w:spacing w:after="100" w:line="240" w:lineRule="auto"/>
       <w:ind w:left="202"/>
@@ -5805,7 +5076,7 @@
     <w:uiPriority w:val="39"/>
     <w:semiHidden/>
     <w:unhideWhenUsed/>
-    <w:rsid w:val="00CF63B3"/>
+    <w:rsid w:val="005F5D82"/>
     <w:pPr>
       <w:spacing w:after="100" w:line="240" w:lineRule="auto"/>
       <w:ind w:left="403"/>
@@ -5853,7 +5124,7 @@
 </file>
 
 <file path=word/glossary/document.xml><?xml version="1.0" encoding="utf-8"?>
-<w:glossaryDocument xmlns:wpc="http://schemas.microsoft.com/office/word/2010/wordprocessingCanvas" xmlns:cx="http://schemas.microsoft.com/office/drawing/2014/chartex" xmlns:cx1="http://schemas.microsoft.com/office/drawing/2015/9/8/chartex" xmlns:cx2="http://schemas.microsoft.com/office/drawing/2015/10/21/chartex" xmlns:cx3="http://schemas.microsoft.com/office/drawing/2016/5/9/chartex" xmlns:cx4="http://schemas.microsoft.com/office/drawing/2016/5/10/chartex" xmlns:cx5="http://schemas.microsoft.com/office/drawing/2016/5/11/chartex" xmlns:cx6="http://schemas.microsoft.com/office/drawing/2016/5/12/chartex" xmlns:cx7="http://schemas.microsoft.com/office/drawing/2016/5/13/chartex" xmlns:cx8="http://schemas.microsoft.com/office/drawing/2016/5/14/chartex" xmlns:mc="http://schemas.openxmlformats.org/markup-compatibility/2006" xmlns:aink="http://schemas.microsoft.com/office/drawing/2016/ink" xmlns:am3d="http://schemas.microsoft.com/office/drawing/2017/model3d" xmlns:o="urn:schemas-microsoft-com:office:office" xmlns:oel="http://schemas.microsoft.com/office/2019/extlst" xmlns:r="http://schemas.openxmlformats.org/officeDocument/2006/relationships" xmlns:m="http://schemas.openxmlformats.org/officeDocument/2006/math" xmlns:v="urn:schemas-microsoft-com:vml" xmlns:wp14="http://schemas.microsoft.com/office/word/2010/wordprocessingDrawing" xmlns:wp="http://schemas.openxmlformats.org/drawingml/2006/wordprocessingDrawing" xmlns:w10="urn:schemas-microsoft-com:office:word" xmlns:w="http://schemas.openxmlformats.org/wordprocessingml/2006/main" xmlns:w14="http://schemas.microsoft.com/office/word/2010/wordml" xmlns:w15="http://schemas.microsoft.com/office/word/2012/wordml" xmlns:w16cex="http://schemas.microsoft.com/office/word/2018/wordml/cex" xmlns:w16cid="http://schemas.microsoft.com/office/word/2016/wordml/cid" xmlns:w16="http://schemas.microsoft.com/office/word/2018/wordml" xmlns:w16du="http://schemas.microsoft.com/office/word/2023/wordml/word16du" xmlns:w16sdtdh="http://schemas.microsoft.com/office/word/2020/wordml/sdtdatahash" xmlns:w16se="http://schemas.microsoft.com/office/word/2015/wordml/symex" xmlns:wpg="http://schemas.microsoft.com/office/word/2010/wordprocessingGroup" xmlns:wpi="http://schemas.microsoft.com/office/word/2010/wordprocessingInk" xmlns:wne="http://schemas.microsoft.com/office/word/2006/wordml" xmlns:wps="http://schemas.microsoft.com/office/word/2010/wordprocessingShape" mc:Ignorable="w14 w15 w16se w16cid w16 w16cex w16sdtdh w16du wp14">
+<w:glossaryDocument xmlns:wpc="http://schemas.microsoft.com/office/word/2010/wordprocessingCanvas" xmlns:cx="http://schemas.microsoft.com/office/drawing/2014/chartex" xmlns:cx1="http://schemas.microsoft.com/office/drawing/2015/9/8/chartex" xmlns:cx2="http://schemas.microsoft.com/office/drawing/2015/10/21/chartex" xmlns:cx3="http://schemas.microsoft.com/office/drawing/2016/5/9/chartex" xmlns:cx4="http://schemas.microsoft.com/office/drawing/2016/5/10/chartex" xmlns:cx5="http://schemas.microsoft.com/office/drawing/2016/5/11/chartex" xmlns:cx6="http://schemas.microsoft.com/office/drawing/2016/5/12/chartex" xmlns:cx7="http://schemas.microsoft.com/office/drawing/2016/5/13/chartex" xmlns:cx8="http://schemas.microsoft.com/office/drawing/2016/5/14/chartex" xmlns:mc="http://schemas.openxmlformats.org/markup-compatibility/2006" xmlns:aink="http://schemas.microsoft.com/office/drawing/2016/ink" xmlns:am3d="http://schemas.microsoft.com/office/drawing/2017/model3d" xmlns:o="urn:schemas-microsoft-com:office:office" xmlns:oel="http://schemas.microsoft.com/office/2019/extlst" xmlns:r="http://schemas.openxmlformats.org/officeDocument/2006/relationships" xmlns:m="http://schemas.openxmlformats.org/officeDocument/2006/math" xmlns:v="urn:schemas-microsoft-com:vml" xmlns:wp14="http://schemas.microsoft.com/office/word/2010/wordprocessingDrawing" xmlns:wp="http://schemas.openxmlformats.org/drawingml/2006/wordprocessingDrawing" xmlns:w10="urn:schemas-microsoft-com:office:word" xmlns:w="http://schemas.openxmlformats.org/wordprocessingml/2006/main" xmlns:w14="http://schemas.microsoft.com/office/word/2010/wordml" xmlns:w15="http://schemas.microsoft.com/office/word/2012/wordml" xmlns:w16cex="http://schemas.microsoft.com/office/word/2018/wordml/cex" xmlns:w16cid="http://schemas.microsoft.com/office/word/2016/wordml/cid" xmlns:w16="http://schemas.microsoft.com/office/word/2018/wordml" xmlns:w16du="http://schemas.microsoft.com/office/word/2023/wordml/word16du" xmlns:w16sdtdh="http://schemas.microsoft.com/office/word/2020/wordml/sdtdatahash" xmlns:w16sdtfl="http://schemas.microsoft.com/office/word/2024/wordml/sdtformatlock" xmlns:w16se="http://schemas.microsoft.com/office/word/2015/wordml/symex" xmlns:wpg="http://schemas.microsoft.com/office/word/2010/wordprocessingGroup" xmlns:wpi="http://schemas.microsoft.com/office/word/2010/wordprocessingInk" xmlns:wne="http://schemas.microsoft.com/office/word/2006/wordml" xmlns:wps="http://schemas.microsoft.com/office/word/2010/wordprocessingShape" mc:Ignorable="w14 w15 w16se w16cid w16 w16cex w16sdtdh w16sdtfl w16du wp14">
   <w:docParts>
     <w:docPart>
       <w:docPartPr>
@@ -6070,7 +5341,7 @@
 </file>
 
 <file path=word/glossary/fontTable.xml><?xml version="1.0" encoding="utf-8"?>
-<w:fonts xmlns:mc="http://schemas.openxmlformats.org/markup-compatibility/2006" xmlns:r="http://schemas.openxmlformats.org/officeDocument/2006/relationships" xmlns:w="http://schemas.openxmlformats.org/wordprocessingml/2006/main" xmlns:w14="http://schemas.microsoft.com/office/word/2010/wordml" xmlns:w15="http://schemas.microsoft.com/office/word/2012/wordml" xmlns:w16cex="http://schemas.microsoft.com/office/word/2018/wordml/cex" xmlns:w16cid="http://schemas.microsoft.com/office/word/2016/wordml/cid" xmlns:w16="http://schemas.microsoft.com/office/word/2018/wordml" xmlns:w16du="http://schemas.microsoft.com/office/word/2023/wordml/word16du" xmlns:w16sdtdh="http://schemas.microsoft.com/office/word/2020/wordml/sdtdatahash" xmlns:w16se="http://schemas.microsoft.com/office/word/2015/wordml/symex" mc:Ignorable="w14 w15 w16se w16cid w16 w16cex w16sdtdh w16du">
+<w:fonts xmlns:mc="http://schemas.openxmlformats.org/markup-compatibility/2006" xmlns:r="http://schemas.openxmlformats.org/officeDocument/2006/relationships" xmlns:w="http://schemas.openxmlformats.org/wordprocessingml/2006/main" xmlns:w14="http://schemas.microsoft.com/office/word/2010/wordml" xmlns:w15="http://schemas.microsoft.com/office/word/2012/wordml" xmlns:w16cex="http://schemas.microsoft.com/office/word/2018/wordml/cex" xmlns:w16cid="http://schemas.microsoft.com/office/word/2016/wordml/cid" xmlns:w16="http://schemas.microsoft.com/office/word/2018/wordml" xmlns:w16du="http://schemas.microsoft.com/office/word/2023/wordml/word16du" xmlns:w16sdtdh="http://schemas.microsoft.com/office/word/2020/wordml/sdtdatahash" xmlns:w16sdtfl="http://schemas.microsoft.com/office/word/2024/wordml/sdtformatlock" xmlns:w16se="http://schemas.microsoft.com/office/word/2015/wordml/symex" mc:Ignorable="w14 w15 w16se w16cid w16 w16cex w16sdtdh w16sdtfl w16du">
   <w:font w:name="Verdana">
     <w:panose1 w:val="020B0604030504040204"/>
     <w:charset w:val="00"/>
@@ -6136,7 +5407,7 @@
 </file>
 
 <file path=word/glossary/settings.xml><?xml version="1.0" encoding="utf-8"?>
-<w:settings xmlns:mc="http://schemas.openxmlformats.org/markup-compatibility/2006" xmlns:o="urn:schemas-microsoft-com:office:office" xmlns:r="http://schemas.openxmlformats.org/officeDocument/2006/relationships" xmlns:m="http://schemas.openxmlformats.org/officeDocument/2006/math" xmlns:v="urn:schemas-microsoft-com:vml" xmlns:w10="urn:schemas-microsoft-com:office:word" xmlns:w="http://schemas.openxmlformats.org/wordprocessingml/2006/main" xmlns:w14="http://schemas.microsoft.com/office/word/2010/wordml" xmlns:w15="http://schemas.microsoft.com/office/word/2012/wordml" xmlns:w16cex="http://schemas.microsoft.com/office/word/2018/wordml/cex" xmlns:w16cid="http://schemas.microsoft.com/office/word/2016/wordml/cid" xmlns:w16="http://schemas.microsoft.com/office/word/2018/wordml" xmlns:w16du="http://schemas.microsoft.com/office/word/2023/wordml/word16du" xmlns:w16sdtdh="http://schemas.microsoft.com/office/word/2020/wordml/sdtdatahash" xmlns:w16se="http://schemas.microsoft.com/office/word/2015/wordml/symex" xmlns:sl="http://schemas.openxmlformats.org/schemaLibrary/2006/main" mc:Ignorable="w14 w15 w16se w16cid w16 w16cex w16sdtdh w16du">
+<w:settings xmlns:mc="http://schemas.openxmlformats.org/markup-compatibility/2006" xmlns:o="urn:schemas-microsoft-com:office:office" xmlns:r="http://schemas.openxmlformats.org/officeDocument/2006/relationships" xmlns:m="http://schemas.openxmlformats.org/officeDocument/2006/math" xmlns:v="urn:schemas-microsoft-com:vml" xmlns:w10="urn:schemas-microsoft-com:office:word" xmlns:w="http://schemas.openxmlformats.org/wordprocessingml/2006/main" xmlns:w14="http://schemas.microsoft.com/office/word/2010/wordml" xmlns:w15="http://schemas.microsoft.com/office/word/2012/wordml" xmlns:w16cex="http://schemas.microsoft.com/office/word/2018/wordml/cex" xmlns:w16cid="http://schemas.microsoft.com/office/word/2016/wordml/cid" xmlns:w16="http://schemas.microsoft.com/office/word/2018/wordml" xmlns:w16du="http://schemas.microsoft.com/office/word/2023/wordml/word16du" xmlns:w16sdtdh="http://schemas.microsoft.com/office/word/2020/wordml/sdtdatahash" xmlns:w16sdtfl="http://schemas.microsoft.com/office/word/2024/wordml/sdtformatlock" xmlns:w16se="http://schemas.microsoft.com/office/word/2015/wordml/symex" xmlns:sl="http://schemas.openxmlformats.org/schemaLibrary/2006/main" mc:Ignorable="w14 w15 w16se w16cid w16 w16cex w16sdtdh w16sdtfl w16du">
   <w:view w:val="normal"/>
   <w:defaultTabStop w:val="720"/>
   <w:characterSpacingControl w:val="doNotCompress"/>
@@ -6152,6 +5423,7 @@
   <w:rsids>
     <w:rsidRoot w:val="001E473B"/>
     <w:rsid w:val="001E473B"/>
+    <w:rsid w:val="009332CA"/>
     <w:rsid w:val="00CF19B6"/>
   </w:rsids>
   <m:mathPr>
@@ -6176,7 +5448,7 @@
 </file>
 
 <file path=word/glossary/styles.xml><?xml version="1.0" encoding="utf-8"?>
-<w:styles xmlns:mc="http://schemas.openxmlformats.org/markup-compatibility/2006" xmlns:r="http://schemas.openxmlformats.org/officeDocument/2006/relationships" xmlns:w="http://schemas.openxmlformats.org/wordprocessingml/2006/main" xmlns:w14="http://schemas.microsoft.com/office/word/2010/wordml" xmlns:w15="http://schemas.microsoft.com/office/word/2012/wordml" xmlns:w16cex="http://schemas.microsoft.com/office/word/2018/wordml/cex" xmlns:w16cid="http://schemas.microsoft.com/office/word/2016/wordml/cid" xmlns:w16="http://schemas.microsoft.com/office/word/2018/wordml" xmlns:w16du="http://schemas.microsoft.com/office/word/2023/wordml/word16du" xmlns:w16sdtdh="http://schemas.microsoft.com/office/word/2020/wordml/sdtdatahash" xmlns:w16se="http://schemas.microsoft.com/office/word/2015/wordml/symex" mc:Ignorable="w14 w15 w16se w16cid w16 w16cex w16sdtdh w16du">
+<w:styles xmlns:mc="http://schemas.openxmlformats.org/markup-compatibility/2006" xmlns:r="http://schemas.openxmlformats.org/officeDocument/2006/relationships" xmlns:w="http://schemas.openxmlformats.org/wordprocessingml/2006/main" xmlns:w14="http://schemas.microsoft.com/office/word/2010/wordml" xmlns:w15="http://schemas.microsoft.com/office/word/2012/wordml" xmlns:w16cex="http://schemas.microsoft.com/office/word/2018/wordml/cex" xmlns:w16cid="http://schemas.microsoft.com/office/word/2016/wordml/cid" xmlns:w16="http://schemas.microsoft.com/office/word/2018/wordml" xmlns:w16du="http://schemas.microsoft.com/office/word/2023/wordml/word16du" xmlns:w16sdtdh="http://schemas.microsoft.com/office/word/2020/wordml/sdtdatahash" xmlns:w16sdtfl="http://schemas.microsoft.com/office/word/2024/wordml/sdtformatlock" xmlns:w16se="http://schemas.microsoft.com/office/word/2015/wordml/symex" mc:Ignorable="w14 w15 w16se w16cid w16 w16cex w16sdtdh w16sdtfl w16du">
   <w:docDefaults>
     <w:rPrDefault>
       <w:rPr>
@@ -6614,10 +5886,6 @@
     <w:name w:val="9F1BD16D48CA457D9064B3D6BF854CB6"/>
     <w:rsid w:val="001E473B"/>
   </w:style>
-  <w:style w:type="paragraph" w:customStyle="1" w:styleId="D6B7B9B1294E4C2C94F78DE1B7797BF8">
-    <w:name w:val="D6B7B9B1294E4C2C94F78DE1B7797BF8"/>
-    <w:rsid w:val="001E473B"/>
-  </w:style>
   <w:style w:type="paragraph" w:customStyle="1" w:styleId="74158FFCE18344C4A77E6D200B497819">
     <w:name w:val="74158FFCE18344C4A77E6D200B497819"/>
     <w:rsid w:val="001E473B"/>
@@ -6646,7 +5914,7 @@
 </file>
 
 <file path=word/glossary/webSettings.xml><?xml version="1.0" encoding="utf-8"?>
-<w:webSettings xmlns:mc="http://schemas.openxmlformats.org/markup-compatibility/2006" xmlns:r="http://schemas.openxmlformats.org/officeDocument/2006/relationships" xmlns:w="http://schemas.openxmlformats.org/wordprocessingml/2006/main" xmlns:w14="http://schemas.microsoft.com/office/word/2010/wordml" xmlns:w15="http://schemas.microsoft.com/office/word/2012/wordml" xmlns:w16cex="http://schemas.microsoft.com/office/word/2018/wordml/cex" xmlns:w16cid="http://schemas.microsoft.com/office/word/2016/wordml/cid" xmlns:w16="http://schemas.microsoft.com/office/word/2018/wordml" xmlns:w16du="http://schemas.microsoft.com/office/word/2023/wordml/word16du" xmlns:w16sdtdh="http://schemas.microsoft.com/office/word/2020/wordml/sdtdatahash" xmlns:w16se="http://schemas.microsoft.com/office/word/2015/wordml/symex" mc:Ignorable="w14 w15 w16se w16cid w16 w16cex w16sdtdh w16du">
+<w:webSettings xmlns:mc="http://schemas.openxmlformats.org/markup-compatibility/2006" xmlns:r="http://schemas.openxmlformats.org/officeDocument/2006/relationships" xmlns:w="http://schemas.openxmlformats.org/wordprocessingml/2006/main" xmlns:w14="http://schemas.microsoft.com/office/word/2010/wordml" xmlns:w15="http://schemas.microsoft.com/office/word/2012/wordml" xmlns:w16cex="http://schemas.microsoft.com/office/word/2018/wordml/cex" xmlns:w16cid="http://schemas.microsoft.com/office/word/2016/wordml/cid" xmlns:w16="http://schemas.microsoft.com/office/word/2018/wordml" xmlns:w16du="http://schemas.microsoft.com/office/word/2023/wordml/word16du" xmlns:w16sdtdh="http://schemas.microsoft.com/office/word/2020/wordml/sdtdatahash" xmlns:w16sdtfl="http://schemas.microsoft.com/office/word/2024/wordml/sdtformatlock" xmlns:w16se="http://schemas.microsoft.com/office/word/2015/wordml/symex" mc:Ignorable="w14 w15 w16se w16cid w16 w16cex w16sdtdh w16sdtfl w16du">
   <w:optimizeForBrowser/>
   <w:allowPNG/>
 </w:webSettings>
